--- a/Homework_5/ПРОЕКТИРОВАНИЕ DATE WAREHOUSE.docx
+++ b/Homework_5/ПРОЕКТИРОВАНИЕ DATE WAREHOUSE.docx
@@ -1,6 +1,6 @@
 
 <file path=word/document.xml><?xml version="1.0" encoding="utf-8"?>
-<w:document xmlns:wpc="http://schemas.microsoft.com/office/word/2010/wordprocessingCanvas" xmlns:cx="http://schemas.microsoft.com/office/drawing/2014/chartex" xmlns:cx1="http://schemas.microsoft.com/office/drawing/2015/9/8/chartex" xmlns:cx2="http://schemas.microsoft.com/office/drawing/2015/10/21/chartex" xmlns:cx3="http://schemas.microsoft.com/office/drawing/2016/5/9/chartex" xmlns:cx4="http://schemas.microsoft.com/office/drawing/2016/5/10/chartex" xmlns:cx5="http://schemas.microsoft.com/office/drawing/2016/5/11/chartex" xmlns:cx6="http://schemas.microsoft.com/office/drawing/2016/5/12/chartex" xmlns:cx7="http://schemas.microsoft.com/office/drawing/2016/5/13/chartex" xmlns:cx8="http://schemas.microsoft.com/office/drawing/2016/5/14/chartex" xmlns:mc="http://schemas.openxmlformats.org/markup-compatibility/2006" xmlns:aink="http://schemas.microsoft.com/office/drawing/2016/ink" xmlns:am3d="http://schemas.microsoft.com/office/drawing/2017/model3d" xmlns:o="urn:schemas-microsoft-com:office:office" xmlns:oel="http://schemas.microsoft.com/office/2019/extlst" xmlns:r="http://schemas.openxmlformats.org/officeDocument/2006/relationships" xmlns:m="http://schemas.openxmlformats.org/officeDocument/2006/math" xmlns:v="urn:schemas-microsoft-com:vml" xmlns:wp14="http://schemas.microsoft.com/office/word/2010/wordprocessingDrawing" xmlns:wp="http://schemas.openxmlformats.org/drawingml/2006/wordprocessingDrawing" xmlns:w10="urn:schemas-microsoft-com:office:word" xmlns:w="http://schemas.openxmlformats.org/wordprocessingml/2006/main" xmlns:w14="http://schemas.microsoft.com/office/word/2010/wordml" xmlns:w15="http://schemas.microsoft.com/office/word/2012/wordml" xmlns:w16cei="http://schemas.microsoft.com/office/word/2026/wordml/cei" xmlns:w16cex="http://schemas.microsoft.com/office/word/2018/wordml/cex" xmlns:w16cid="http://schemas.microsoft.com/office/word/2016/wordml/cid" xmlns:w16="http://schemas.microsoft.com/office/word/2018/wordml" xmlns:w16du="http://schemas.microsoft.com/office/word/2023/wordml/word16du" xmlns:w16sdtdh="http://schemas.microsoft.com/office/word/2020/wordml/sdtdatahash" xmlns:w16sdtfl="http://schemas.microsoft.com/office/word/2024/wordml/sdtformatlock" xmlns:w16se="http://schemas.microsoft.com/office/word/2015/wordml/symex" xmlns:wpg="http://schemas.microsoft.com/office/word/2010/wordprocessingGroup" xmlns:wpi="http://schemas.microsoft.com/office/word/2010/wordprocessingInk" xmlns:wne="http://schemas.microsoft.com/office/word/2006/wordml" xmlns:wps="http://schemas.microsoft.com/office/word/2010/wordprocessingShape" mc:Ignorable="w14 w15 w16se w16cid w16 w16cex w16sdtdh w16sdtfl w16du wp14">
+<w:document xmlns:wpc="http://schemas.microsoft.com/office/word/2010/wordprocessingCanvas" xmlns:cx="http://schemas.microsoft.com/office/drawing/2014/chartex" xmlns:cx1="http://schemas.microsoft.com/office/drawing/2015/9/8/chartex" xmlns:cx2="http://schemas.microsoft.com/office/drawing/2015/10/21/chartex" xmlns:cx3="http://schemas.microsoft.com/office/drawing/2016/5/9/chartex" xmlns:cx4="http://schemas.microsoft.com/office/drawing/2016/5/10/chartex" xmlns:cx5="http://schemas.microsoft.com/office/drawing/2016/5/11/chartex" xmlns:cx6="http://schemas.microsoft.com/office/drawing/2016/5/12/chartex" xmlns:cx7="http://schemas.microsoft.com/office/drawing/2016/5/13/chartex" xmlns:cx8="http://schemas.microsoft.com/office/drawing/2016/5/14/chartex" xmlns:mc="http://schemas.openxmlformats.org/markup-compatibility/2006" xmlns:aink="http://schemas.microsoft.com/office/drawing/2016/ink" xmlns:am3d="http://schemas.microsoft.com/office/drawing/2017/model3d" xmlns:o="urn:schemas-microsoft-com:office:office" xmlns:oel="http://schemas.microsoft.com/office/2019/extlst" xmlns:r="http://schemas.openxmlformats.org/officeDocument/2006/relationships" xmlns:m="http://schemas.openxmlformats.org/officeDocument/2006/math" xmlns:v="urn:schemas-microsoft-com:vml" xmlns:wp14="http://schemas.microsoft.com/office/word/2010/wordprocessingDrawing" xmlns:wp="http://schemas.openxmlformats.org/drawingml/2006/wordprocessingDrawing" xmlns:w10="urn:schemas-microsoft-com:office:word" xmlns:w="http://schemas.openxmlformats.org/wordprocessingml/2006/main" xmlns:w14="http://schemas.microsoft.com/office/word/2010/wordml" xmlns:w15="http://schemas.microsoft.com/office/word/2012/wordml" xmlns:w16cex="http://schemas.microsoft.com/office/word/2018/wordml/cex" xmlns:w16cid="http://schemas.microsoft.com/office/word/2016/wordml/cid" xmlns:w16="http://schemas.microsoft.com/office/word/2018/wordml" xmlns:w16du="http://schemas.microsoft.com/office/word/2023/wordml/word16du" xmlns:w16sdtdh="http://schemas.microsoft.com/office/word/2020/wordml/sdtdatahash" xmlns:w16sdtfl="http://schemas.microsoft.com/office/word/2024/wordml/sdtformatlock" xmlns:w16se="http://schemas.microsoft.com/office/word/2015/wordml/symex" xmlns:wpg="http://schemas.microsoft.com/office/word/2010/wordprocessingGroup" xmlns:wpi="http://schemas.microsoft.com/office/word/2010/wordprocessingInk" xmlns:wne="http://schemas.microsoft.com/office/word/2006/wordml" xmlns:wps="http://schemas.microsoft.com/office/word/2010/wordprocessingShape" mc:Ignorable="w14 w15 w16se w16cid w16 w16cex w16sdtdh w16sdtfl w16du wp14">
   <w:body>
     <w:p>
       <w:pPr>
@@ -609,20 +609,8 @@
           <w:sz w:val="28"/>
           <w:szCs w:val="28"/>
         </w:rPr>
-        <w:t xml:space="preserve">Data </w:t>
-      </w:r>
-      <w:proofErr w:type="spellStart"/>
-      <w:r>
-        <w:rPr>
-          <w:rFonts w:ascii="Times New Roman" w:hAnsi="Times New Roman" w:cs="Times New Roman"/>
-          <w:i/>
-          <w:iCs/>
-          <w:sz w:val="28"/>
-          <w:szCs w:val="28"/>
-        </w:rPr>
-        <w:t>Warehouse</w:t>
-      </w:r>
-      <w:proofErr w:type="spellEnd"/>
+        <w:t>Data Warehouse</w:t>
+      </w:r>
       <w:r>
         <w:rPr>
           <w:rFonts w:ascii="Times New Roman" w:hAnsi="Times New Roman" w:cs="Times New Roman"/>
@@ -946,7 +934,6 @@
         </w:rPr>
         <w:t>(</w:t>
       </w:r>
-      <w:proofErr w:type="spellStart"/>
       <w:r>
         <w:rPr>
           <w:rFonts w:ascii="Times New Roman" w:hAnsi="Times New Roman" w:cs="Times New Roman"/>
@@ -957,9 +944,8 @@
           <w:sz w:val="28"/>
           <w:szCs w:val="28"/>
         </w:rPr>
-        <w:t>dimension</w:t>
-      </w:r>
-      <w:proofErr w:type="spellEnd"/>
+        <w:t>dimension tables</w:t>
+      </w:r>
       <w:r>
         <w:rPr>
           <w:rFonts w:ascii="Times New Roman" w:hAnsi="Times New Roman" w:cs="Times New Roman"/>
@@ -972,7 +958,6 @@
         </w:rPr>
         <w:t xml:space="preserve"> </w:t>
       </w:r>
-      <w:proofErr w:type="spellStart"/>
       <w:r>
         <w:rPr>
           <w:rFonts w:ascii="Times New Roman" w:hAnsi="Times New Roman" w:cs="Times New Roman"/>
@@ -982,10 +967,10 @@
           <w:iCs/>
           <w:sz w:val="28"/>
           <w:szCs w:val="28"/>
-        </w:rPr>
-        <w:t>tables</w:t>
-      </w:r>
-      <w:proofErr w:type="spellEnd"/>
+          <w:lang w:val="en-US"/>
+        </w:rPr>
+        <w:t xml:space="preserve">and </w:t>
+      </w:r>
       <w:r>
         <w:rPr>
           <w:rFonts w:ascii="Times New Roman" w:hAnsi="Times New Roman" w:cs="Times New Roman"/>
@@ -996,7 +981,47 @@
           <w:sz w:val="28"/>
           <w:szCs w:val="28"/>
         </w:rPr>
-        <w:t xml:space="preserve"> </w:t>
+        <w:t>fact table</w:t>
+      </w:r>
+      <w:r>
+        <w:rPr>
+          <w:rFonts w:ascii="Times New Roman" w:hAnsi="Times New Roman" w:cs="Times New Roman"/>
+          <w:b/>
+          <w:bCs/>
+          <w:sz w:val="28"/>
+          <w:szCs w:val="28"/>
+        </w:rPr>
+        <w:t>)</w:t>
+      </w:r>
+    </w:p>
+    <w:p>
+      <w:pPr>
+        <w:pStyle w:val="a7"/>
+        <w:tabs>
+          <w:tab w:val="left" w:pos="1134"/>
+        </w:tabs>
+        <w:spacing w:before="1560"/>
+        <w:ind w:left="0"/>
+        <w:jc w:val="both"/>
+        <w:rPr>
+          <w:rFonts w:ascii="Times New Roman" w:hAnsi="Times New Roman" w:cs="Times New Roman"/>
+          <w:b/>
+          <w:bCs/>
+          <w:sz w:val="28"/>
+          <w:szCs w:val="28"/>
+          <w:lang w:val="en-US"/>
+        </w:rPr>
+      </w:pPr>
+      <w:r>
+        <w:rPr>
+          <w:rFonts w:ascii="Times New Roman" w:hAnsi="Times New Roman" w:cs="Times New Roman"/>
+          <w:b/>
+          <w:bCs/>
+          <w:sz w:val="28"/>
+          <w:szCs w:val="28"/>
+          <w:lang w:val="en-US"/>
+        </w:rPr>
+        <w:t>1</w:t>
       </w:r>
       <w:r>
         <w:rPr>
@@ -1009,9 +1034,19 @@
           <w:szCs w:val="28"/>
           <w:lang w:val="en-US"/>
         </w:rPr>
-        <w:t xml:space="preserve">and </w:t>
-      </w:r>
-      <w:proofErr w:type="spellStart"/>
+        <w:t>. Table Name:</w:t>
+      </w:r>
+      <w:r>
+        <w:rPr>
+          <w:rFonts w:ascii="Times New Roman" w:hAnsi="Times New Roman" w:cs="Times New Roman"/>
+          <w:i/>
+          <w:iCs/>
+          <w:sz w:val="28"/>
+          <w:szCs w:val="28"/>
+          <w:lang w:val="en-US"/>
+        </w:rPr>
+        <w:t> </w:t>
+      </w:r>
       <w:r>
         <w:rPr>
           <w:rFonts w:ascii="Times New Roman" w:hAnsi="Times New Roman" w:cs="Times New Roman"/>
@@ -1021,115 +1056,10 @@
           <w:iCs/>
           <w:sz w:val="28"/>
           <w:szCs w:val="28"/>
-        </w:rPr>
-        <w:t>fact</w:t>
-      </w:r>
-      <w:proofErr w:type="spellEnd"/>
-      <w:r>
-        <w:rPr>
-          <w:rFonts w:ascii="Times New Roman" w:hAnsi="Times New Roman" w:cs="Times New Roman"/>
-          <w:b/>
-          <w:bCs/>
-          <w:i/>
-          <w:iCs/>
-          <w:sz w:val="28"/>
-          <w:szCs w:val="28"/>
-        </w:rPr>
-        <w:t xml:space="preserve"> </w:t>
-      </w:r>
-      <w:proofErr w:type="spellStart"/>
-      <w:r>
-        <w:rPr>
-          <w:rFonts w:ascii="Times New Roman" w:hAnsi="Times New Roman" w:cs="Times New Roman"/>
-          <w:b/>
-          <w:bCs/>
-          <w:i/>
-          <w:iCs/>
-          <w:sz w:val="28"/>
-          <w:szCs w:val="28"/>
-        </w:rPr>
-        <w:t>table</w:t>
-      </w:r>
-      <w:proofErr w:type="spellEnd"/>
-      <w:r>
-        <w:rPr>
-          <w:rFonts w:ascii="Times New Roman" w:hAnsi="Times New Roman" w:cs="Times New Roman"/>
-          <w:b/>
-          <w:bCs/>
-          <w:sz w:val="28"/>
-          <w:szCs w:val="28"/>
-        </w:rPr>
-        <w:t>)</w:t>
-      </w:r>
-    </w:p>
-    <w:p>
-      <w:pPr>
-        <w:pStyle w:val="a7"/>
-        <w:tabs>
-          <w:tab w:val="left" w:pos="1134"/>
-        </w:tabs>
-        <w:spacing w:before="1560"/>
-        <w:ind w:left="0"/>
-        <w:jc w:val="both"/>
-        <w:rPr>
-          <w:rFonts w:ascii="Times New Roman" w:hAnsi="Times New Roman" w:cs="Times New Roman"/>
-          <w:b/>
-          <w:bCs/>
-          <w:sz w:val="28"/>
-          <w:szCs w:val="28"/>
-          <w:lang w:val="en-US"/>
-        </w:rPr>
-      </w:pPr>
-      <w:r>
-        <w:rPr>
-          <w:rFonts w:ascii="Times New Roman" w:hAnsi="Times New Roman" w:cs="Times New Roman"/>
-          <w:b/>
-          <w:bCs/>
-          <w:sz w:val="28"/>
-          <w:szCs w:val="28"/>
-          <w:lang w:val="en-US"/>
-        </w:rPr>
-        <w:t>1</w:t>
-      </w:r>
-      <w:r>
-        <w:rPr>
-          <w:rFonts w:ascii="Times New Roman" w:hAnsi="Times New Roman" w:cs="Times New Roman"/>
-          <w:b/>
-          <w:bCs/>
-          <w:i/>
-          <w:iCs/>
-          <w:sz w:val="28"/>
-          <w:szCs w:val="28"/>
-          <w:lang w:val="en-US"/>
-        </w:rPr>
-        <w:t>. Table Name:</w:t>
-      </w:r>
-      <w:r>
-        <w:rPr>
-          <w:rFonts w:ascii="Times New Roman" w:hAnsi="Times New Roman" w:cs="Times New Roman"/>
-          <w:i/>
-          <w:iCs/>
-          <w:sz w:val="28"/>
-          <w:szCs w:val="28"/>
-          <w:lang w:val="en-US"/>
-        </w:rPr>
-        <w:t> </w:t>
-      </w:r>
-      <w:proofErr w:type="spellStart"/>
-      <w:r>
-        <w:rPr>
-          <w:rFonts w:ascii="Times New Roman" w:hAnsi="Times New Roman" w:cs="Times New Roman"/>
-          <w:b/>
-          <w:bCs/>
-          <w:i/>
-          <w:iCs/>
-          <w:sz w:val="28"/>
-          <w:szCs w:val="28"/>
           <w:lang w:val="en-US"/>
         </w:rPr>
         <w:t>dim_date</w:t>
       </w:r>
-      <w:proofErr w:type="spellEnd"/>
       <w:r>
         <w:rPr>
           <w:rFonts w:ascii="Times New Roman" w:hAnsi="Times New Roman" w:cs="Times New Roman"/>
@@ -1645,9 +1575,8 @@
           <w:szCs w:val="28"/>
           <w:lang w:val="en-US"/>
         </w:rPr>
-        <w:t>Table Name: </w:t>
-      </w:r>
-      <w:proofErr w:type="spellStart"/>
+        <w:t>Table Name: dim_customer</w:t>
+      </w:r>
       <w:r>
         <w:rPr>
           <w:rFonts w:ascii="Times New Roman" w:hAnsi="Times New Roman" w:cs="Times New Roman"/>
@@ -1659,9 +1588,8 @@
           <w:szCs w:val="28"/>
           <w:lang w:val="en-US"/>
         </w:rPr>
-        <w:t>dim_customer</w:t>
-      </w:r>
-      <w:proofErr w:type="spellEnd"/>
+        <w:t xml:space="preserve"> (</w:t>
+      </w:r>
       <w:r>
         <w:rPr>
           <w:rFonts w:ascii="Times New Roman" w:hAnsi="Times New Roman" w:cs="Times New Roman"/>
@@ -1671,9 +1599,8 @@
           <w:iCs/>
           <w:sz w:val="28"/>
           <w:szCs w:val="28"/>
-          <w:lang w:val="en-US"/>
-        </w:rPr>
-        <w:t xml:space="preserve"> (</w:t>
+        </w:rPr>
+        <w:t>КТО</w:t>
       </w:r>
       <w:r>
         <w:rPr>
@@ -1684,9 +1611,25 @@
           <w:iCs/>
           <w:sz w:val="28"/>
           <w:szCs w:val="28"/>
-        </w:rPr>
-        <w:t>КТО</w:t>
-      </w:r>
+          <w:lang w:val="en-US"/>
+        </w:rPr>
+        <w:t>?)</w:t>
+      </w:r>
+    </w:p>
+    <w:p>
+      <w:pPr>
+        <w:tabs>
+          <w:tab w:val="left" w:pos="1701"/>
+        </w:tabs>
+        <w:spacing w:after="0"/>
+        <w:ind w:left="1276" w:hanging="567"/>
+        <w:jc w:val="both"/>
+        <w:rPr>
+          <w:rFonts w:ascii="Times New Roman" w:hAnsi="Times New Roman" w:cs="Times New Roman"/>
+          <w:sz w:val="28"/>
+          <w:szCs w:val="28"/>
+        </w:rPr>
+      </w:pPr>
       <w:r>
         <w:rPr>
           <w:rFonts w:ascii="Times New Roman" w:hAnsi="Times New Roman" w:cs="Times New Roman"/>
@@ -1696,9 +1639,16 @@
           <w:iCs/>
           <w:sz w:val="28"/>
           <w:szCs w:val="28"/>
-          <w:lang w:val="en-US"/>
-        </w:rPr>
-        <w:t>?)</w:t>
+        </w:rPr>
+        <w:t>Description:</w:t>
+      </w:r>
+      <w:r>
+        <w:rPr>
+          <w:rFonts w:ascii="Times New Roman" w:hAnsi="Times New Roman" w:cs="Times New Roman"/>
+          <w:sz w:val="28"/>
+          <w:szCs w:val="28"/>
+        </w:rPr>
+        <w:t xml:space="preserve"> Хранение информации о клиентах ресторана.</w:t>
       </w:r>
     </w:p>
     <w:p>
@@ -1711,6 +1661,8 @@
         <w:jc w:val="both"/>
         <w:rPr>
           <w:rFonts w:ascii="Times New Roman" w:hAnsi="Times New Roman" w:cs="Times New Roman"/>
+          <w:i/>
+          <w:iCs/>
           <w:sz w:val="28"/>
           <w:szCs w:val="28"/>
         </w:rPr>
@@ -1725,15 +1677,155 @@
           <w:sz w:val="28"/>
           <w:szCs w:val="28"/>
         </w:rPr>
-        <w:t>Description:</w:t>
-      </w:r>
-      <w:r>
-        <w:rPr>
-          <w:rFonts w:ascii="Times New Roman" w:hAnsi="Times New Roman" w:cs="Times New Roman"/>
-          <w:sz w:val="28"/>
-          <w:szCs w:val="28"/>
-        </w:rPr>
-        <w:t xml:space="preserve"> Хранение информации о клиентах ресторана.</w:t>
+        <w:t>Attributes:</w:t>
+      </w:r>
+    </w:p>
+    <w:p>
+      <w:pPr>
+        <w:numPr>
+          <w:ilvl w:val="0"/>
+          <w:numId w:val="27"/>
+        </w:numPr>
+        <w:tabs>
+          <w:tab w:val="left" w:pos="1701"/>
+        </w:tabs>
+        <w:spacing w:after="0"/>
+        <w:ind w:firstLine="556"/>
+        <w:jc w:val="both"/>
+        <w:rPr>
+          <w:rFonts w:ascii="Times New Roman" w:hAnsi="Times New Roman" w:cs="Times New Roman"/>
+          <w:sz w:val="28"/>
+          <w:szCs w:val="28"/>
+        </w:rPr>
+      </w:pPr>
+      <w:r>
+        <w:rPr>
+          <w:rFonts w:ascii="Times New Roman" w:hAnsi="Times New Roman" w:cs="Times New Roman"/>
+          <w:i/>
+          <w:iCs/>
+          <w:sz w:val="28"/>
+          <w:szCs w:val="28"/>
+        </w:rPr>
+        <w:t xml:space="preserve">CustomerKey: </w:t>
+      </w:r>
+      <w:r>
+        <w:rPr>
+          <w:rFonts w:ascii="Times New Roman" w:hAnsi="Times New Roman" w:cs="Times New Roman"/>
+          <w:sz w:val="28"/>
+          <w:szCs w:val="28"/>
+        </w:rPr>
+        <w:t>BIGINT, PK</w:t>
+      </w:r>
+    </w:p>
+    <w:p>
+      <w:pPr>
+        <w:numPr>
+          <w:ilvl w:val="0"/>
+          <w:numId w:val="27"/>
+        </w:numPr>
+        <w:tabs>
+          <w:tab w:val="left" w:pos="1701"/>
+        </w:tabs>
+        <w:spacing w:after="0"/>
+        <w:ind w:firstLine="556"/>
+        <w:jc w:val="both"/>
+        <w:rPr>
+          <w:rFonts w:ascii="Times New Roman" w:hAnsi="Times New Roman" w:cs="Times New Roman"/>
+          <w:sz w:val="28"/>
+          <w:szCs w:val="28"/>
+        </w:rPr>
+      </w:pPr>
+      <w:r>
+        <w:rPr>
+          <w:rFonts w:ascii="Times New Roman" w:hAnsi="Times New Roman" w:cs="Times New Roman"/>
+          <w:i/>
+          <w:iCs/>
+          <w:sz w:val="28"/>
+          <w:szCs w:val="28"/>
+        </w:rPr>
+        <w:t>FirstName:</w:t>
+      </w:r>
+      <w:r>
+        <w:rPr>
+          <w:rFonts w:ascii="Times New Roman" w:hAnsi="Times New Roman" w:cs="Times New Roman"/>
+          <w:sz w:val="28"/>
+          <w:szCs w:val="28"/>
+        </w:rPr>
+        <w:t xml:space="preserve"> VARCHAR(100), NOT NULL</w:t>
+      </w:r>
+    </w:p>
+    <w:p>
+      <w:pPr>
+        <w:numPr>
+          <w:ilvl w:val="0"/>
+          <w:numId w:val="27"/>
+        </w:numPr>
+        <w:tabs>
+          <w:tab w:val="left" w:pos="1701"/>
+        </w:tabs>
+        <w:spacing w:after="0"/>
+        <w:ind w:firstLine="556"/>
+        <w:jc w:val="both"/>
+        <w:rPr>
+          <w:rFonts w:ascii="Times New Roman" w:hAnsi="Times New Roman" w:cs="Times New Roman"/>
+          <w:sz w:val="28"/>
+          <w:szCs w:val="28"/>
+        </w:rPr>
+      </w:pPr>
+      <w:r>
+        <w:rPr>
+          <w:rFonts w:ascii="Times New Roman" w:hAnsi="Times New Roman" w:cs="Times New Roman"/>
+          <w:i/>
+          <w:iCs/>
+          <w:sz w:val="28"/>
+          <w:szCs w:val="28"/>
+        </w:rPr>
+        <w:t>LastName:</w:t>
+      </w:r>
+      <w:r>
+        <w:rPr>
+          <w:rFonts w:ascii="Times New Roman" w:hAnsi="Times New Roman" w:cs="Times New Roman"/>
+          <w:sz w:val="28"/>
+          <w:szCs w:val="28"/>
+        </w:rPr>
+        <w:t xml:space="preserve"> VARCHAR(100), NOT NULL</w:t>
+      </w:r>
+    </w:p>
+    <w:p>
+      <w:pPr>
+        <w:numPr>
+          <w:ilvl w:val="0"/>
+          <w:numId w:val="27"/>
+        </w:numPr>
+        <w:tabs>
+          <w:tab w:val="left" w:pos="1701"/>
+        </w:tabs>
+        <w:spacing w:after="0"/>
+        <w:ind w:firstLine="556"/>
+        <w:jc w:val="both"/>
+        <w:rPr>
+          <w:rFonts w:ascii="Times New Roman" w:hAnsi="Times New Roman" w:cs="Times New Roman"/>
+          <w:sz w:val="28"/>
+          <w:szCs w:val="28"/>
+        </w:rPr>
+      </w:pPr>
+      <w:r>
+        <w:rPr>
+          <w:rFonts w:ascii="Times New Roman" w:hAnsi="Times New Roman" w:cs="Times New Roman"/>
+          <w:i/>
+          <w:iCs/>
+          <w:sz w:val="28"/>
+          <w:szCs w:val="28"/>
+        </w:rPr>
+        <w:t>Phone:</w:t>
+      </w:r>
+      <w:r>
+        <w:rPr>
+          <w:rFonts w:ascii="Times New Roman" w:hAnsi="Times New Roman" w:cs="Times New Roman"/>
+          <w:sz w:val="28"/>
+          <w:szCs w:val="28"/>
+        </w:rPr>
+        <w:t xml:space="preserve"> VARCHAR(20), UNIQUE</w:t>
       </w:r>
     </w:p>
     <w:p>
@@ -1762,7 +1854,7 @@
           <w:sz w:val="28"/>
           <w:szCs w:val="28"/>
         </w:rPr>
-        <w:t>Attributes:</w:t>
+        <w:t>Constraints:</w:t>
       </w:r>
     </w:p>
     <w:p>
@@ -1781,6 +1873,7 @@
           <w:rFonts w:ascii="Times New Roman" w:hAnsi="Times New Roman" w:cs="Times New Roman"/>
           <w:sz w:val="28"/>
           <w:szCs w:val="28"/>
+          <w:lang w:val="en-US"/>
         </w:rPr>
       </w:pPr>
       <w:r>
@@ -1790,16 +1883,38 @@
           <w:iCs/>
           <w:sz w:val="28"/>
           <w:szCs w:val="28"/>
-        </w:rPr>
-        <w:t xml:space="preserve">CustomerKey: </w:t>
-      </w:r>
-      <w:r>
-        <w:rPr>
-          <w:rFonts w:ascii="Times New Roman" w:hAnsi="Times New Roman" w:cs="Times New Roman"/>
-          <w:sz w:val="28"/>
-          <w:szCs w:val="28"/>
-        </w:rPr>
-        <w:t>BIGINT, PK</w:t>
+          <w:lang w:val="en-US"/>
+        </w:rPr>
+        <w:t xml:space="preserve">PK_dim_customer: </w:t>
+      </w:r>
+      <w:r>
+        <w:rPr>
+          <w:rFonts w:ascii="Times New Roman" w:hAnsi="Times New Roman" w:cs="Times New Roman"/>
+          <w:sz w:val="28"/>
+          <w:szCs w:val="28"/>
+          <w:lang w:val="en-US"/>
+        </w:rPr>
+        <w:t>PRIMARY KEY (</w:t>
+      </w:r>
+      <w:r>
+        <w:rPr>
+          <w:rFonts w:ascii="Times New Roman" w:hAnsi="Times New Roman" w:cs="Times New Roman"/>
+          <w:i/>
+          <w:iCs/>
+          <w:sz w:val="28"/>
+          <w:szCs w:val="28"/>
+          <w:lang w:val="en-US"/>
+        </w:rPr>
+        <w:t>CustomerKey</w:t>
+      </w:r>
+      <w:r>
+        <w:rPr>
+          <w:rFonts w:ascii="Times New Roman" w:hAnsi="Times New Roman" w:cs="Times New Roman"/>
+          <w:sz w:val="28"/>
+          <w:szCs w:val="28"/>
+          <w:lang w:val="en-US"/>
+        </w:rPr>
+        <w:t>)</w:t>
       </w:r>
     </w:p>
     <w:p>
@@ -1828,108 +1943,42 @@
           <w:sz w:val="28"/>
           <w:szCs w:val="28"/>
         </w:rPr>
-        <w:t>FirstName:</w:t>
-      </w:r>
-      <w:r>
-        <w:rPr>
-          <w:rFonts w:ascii="Times New Roman" w:hAnsi="Times New Roman" w:cs="Times New Roman"/>
-          <w:sz w:val="28"/>
-          <w:szCs w:val="28"/>
-        </w:rPr>
-        <w:t xml:space="preserve"> VARCHAR(100), NOT NULL</w:t>
+        <w:t>UQ_CustomerPhone:</w:t>
+      </w:r>
+      <w:r>
+        <w:rPr>
+          <w:rFonts w:ascii="Times New Roman" w:hAnsi="Times New Roman" w:cs="Times New Roman"/>
+          <w:sz w:val="28"/>
+          <w:szCs w:val="28"/>
+        </w:rPr>
+        <w:t xml:space="preserve"> UNIQUE (</w:t>
+      </w:r>
+      <w:r>
+        <w:rPr>
+          <w:rFonts w:ascii="Times New Roman" w:hAnsi="Times New Roman" w:cs="Times New Roman"/>
+          <w:i/>
+          <w:iCs/>
+          <w:sz w:val="28"/>
+          <w:szCs w:val="28"/>
+        </w:rPr>
+        <w:t>Phone</w:t>
+      </w:r>
+      <w:r>
+        <w:rPr>
+          <w:rFonts w:ascii="Times New Roman" w:hAnsi="Times New Roman" w:cs="Times New Roman"/>
+          <w:sz w:val="28"/>
+          <w:szCs w:val="28"/>
+        </w:rPr>
+        <w:t>)</w:t>
       </w:r>
     </w:p>
     <w:p>
       <w:pPr>
-        <w:numPr>
-          <w:ilvl w:val="0"/>
-          <w:numId w:val="27"/>
-        </w:numPr>
         <w:tabs>
           <w:tab w:val="left" w:pos="1701"/>
         </w:tabs>
-        <w:spacing w:after="0"/>
-        <w:ind w:firstLine="556"/>
+        <w:spacing w:after="0" w:line="240" w:lineRule="auto"/>
         <w:jc w:val="both"/>
-        <w:rPr>
-          <w:rFonts w:ascii="Times New Roman" w:hAnsi="Times New Roman" w:cs="Times New Roman"/>
-          <w:sz w:val="28"/>
-          <w:szCs w:val="28"/>
-        </w:rPr>
-      </w:pPr>
-      <w:r>
-        <w:rPr>
-          <w:rFonts w:ascii="Times New Roman" w:hAnsi="Times New Roman" w:cs="Times New Roman"/>
-          <w:i/>
-          <w:iCs/>
-          <w:sz w:val="28"/>
-          <w:szCs w:val="28"/>
-        </w:rPr>
-        <w:t>LastName:</w:t>
-      </w:r>
-      <w:r>
-        <w:rPr>
-          <w:rFonts w:ascii="Times New Roman" w:hAnsi="Times New Roman" w:cs="Times New Roman"/>
-          <w:sz w:val="28"/>
-          <w:szCs w:val="28"/>
-        </w:rPr>
-        <w:t xml:space="preserve"> VARCHAR(100), NOT NULL</w:t>
-      </w:r>
-    </w:p>
-    <w:p>
-      <w:pPr>
-        <w:numPr>
-          <w:ilvl w:val="0"/>
-          <w:numId w:val="27"/>
-        </w:numPr>
-        <w:tabs>
-          <w:tab w:val="left" w:pos="1701"/>
-        </w:tabs>
-        <w:spacing w:after="0"/>
-        <w:ind w:firstLine="556"/>
-        <w:jc w:val="both"/>
-        <w:rPr>
-          <w:rFonts w:ascii="Times New Roman" w:hAnsi="Times New Roman" w:cs="Times New Roman"/>
-          <w:sz w:val="28"/>
-          <w:szCs w:val="28"/>
-        </w:rPr>
-      </w:pPr>
-      <w:r>
-        <w:rPr>
-          <w:rFonts w:ascii="Times New Roman" w:hAnsi="Times New Roman" w:cs="Times New Roman"/>
-          <w:i/>
-          <w:iCs/>
-          <w:sz w:val="28"/>
-          <w:szCs w:val="28"/>
-        </w:rPr>
-        <w:t>Phone:</w:t>
-      </w:r>
-      <w:r>
-        <w:rPr>
-          <w:rFonts w:ascii="Times New Roman" w:hAnsi="Times New Roman" w:cs="Times New Roman"/>
-          <w:sz w:val="28"/>
-          <w:szCs w:val="28"/>
-        </w:rPr>
-        <w:t xml:space="preserve"> VARCHAR(20), UNIQUE</w:t>
-      </w:r>
-    </w:p>
-    <w:p>
-      <w:pPr>
-        <w:tabs>
-          <w:tab w:val="left" w:pos="1701"/>
-        </w:tabs>
-        <w:spacing w:after="0"/>
-        <w:ind w:left="1276" w:hanging="567"/>
-        <w:jc w:val="both"/>
-        <w:rPr>
-          <w:rFonts w:ascii="Times New Roman" w:hAnsi="Times New Roman" w:cs="Times New Roman"/>
-          <w:i/>
-          <w:iCs/>
-          <w:sz w:val="28"/>
-          <w:szCs w:val="28"/>
-        </w:rPr>
-      </w:pPr>
-      <w:r>
         <w:rPr>
           <w:rFonts w:ascii="Times New Roman" w:hAnsi="Times New Roman" w:cs="Times New Roman"/>
           <w:b/>
@@ -1938,132 +1987,21 @@
           <w:iCs/>
           <w:sz w:val="28"/>
           <w:szCs w:val="28"/>
-        </w:rPr>
-        <w:t>Constraints:</w:t>
-      </w:r>
-    </w:p>
-    <w:p>
-      <w:pPr>
-        <w:numPr>
-          <w:ilvl w:val="0"/>
-          <w:numId w:val="27"/>
-        </w:numPr>
-        <w:tabs>
-          <w:tab w:val="left" w:pos="1701"/>
-        </w:tabs>
-        <w:spacing w:after="0"/>
-        <w:ind w:firstLine="556"/>
-        <w:jc w:val="both"/>
-        <w:rPr>
-          <w:rFonts w:ascii="Times New Roman" w:hAnsi="Times New Roman" w:cs="Times New Roman"/>
-          <w:sz w:val="28"/>
-          <w:szCs w:val="28"/>
-          <w:lang w:val="en-US"/>
-        </w:rPr>
-      </w:pPr>
-      <w:r>
-        <w:rPr>
-          <w:rFonts w:ascii="Times New Roman" w:hAnsi="Times New Roman" w:cs="Times New Roman"/>
-          <w:i/>
-          <w:iCs/>
-          <w:sz w:val="28"/>
-          <w:szCs w:val="28"/>
-          <w:lang w:val="en-US"/>
-        </w:rPr>
-        <w:t xml:space="preserve">PK_dim_customer: </w:t>
-      </w:r>
-      <w:r>
-        <w:rPr>
-          <w:rFonts w:ascii="Times New Roman" w:hAnsi="Times New Roman" w:cs="Times New Roman"/>
-          <w:sz w:val="28"/>
-          <w:szCs w:val="28"/>
-          <w:lang w:val="en-US"/>
-        </w:rPr>
-        <w:t>PRIMARY KEY (</w:t>
-      </w:r>
-      <w:r>
-        <w:rPr>
-          <w:rFonts w:ascii="Times New Roman" w:hAnsi="Times New Roman" w:cs="Times New Roman"/>
-          <w:i/>
-          <w:iCs/>
-          <w:sz w:val="28"/>
-          <w:szCs w:val="28"/>
-          <w:lang w:val="en-US"/>
-        </w:rPr>
-        <w:t>CustomerKey</w:t>
-      </w:r>
-      <w:r>
-        <w:rPr>
-          <w:rFonts w:ascii="Times New Roman" w:hAnsi="Times New Roman" w:cs="Times New Roman"/>
-          <w:sz w:val="28"/>
-          <w:szCs w:val="28"/>
-          <w:lang w:val="en-US"/>
-        </w:rPr>
-        <w:t>)</w:t>
-      </w:r>
-    </w:p>
-    <w:p>
-      <w:pPr>
-        <w:numPr>
-          <w:ilvl w:val="0"/>
-          <w:numId w:val="27"/>
-        </w:numPr>
-        <w:tabs>
-          <w:tab w:val="left" w:pos="1701"/>
-        </w:tabs>
-        <w:spacing w:after="0"/>
-        <w:ind w:firstLine="556"/>
-        <w:jc w:val="both"/>
-        <w:rPr>
-          <w:rFonts w:ascii="Times New Roman" w:hAnsi="Times New Roman" w:cs="Times New Roman"/>
-          <w:sz w:val="28"/>
-          <w:szCs w:val="28"/>
-        </w:rPr>
-      </w:pPr>
-      <w:r>
-        <w:rPr>
-          <w:rFonts w:ascii="Times New Roman" w:hAnsi="Times New Roman" w:cs="Times New Roman"/>
-          <w:i/>
-          <w:iCs/>
-          <w:sz w:val="28"/>
-          <w:szCs w:val="28"/>
-        </w:rPr>
-        <w:t>UQ_CustomerPhone:</w:t>
-      </w:r>
-      <w:r>
-        <w:rPr>
-          <w:rFonts w:ascii="Times New Roman" w:hAnsi="Times New Roman" w:cs="Times New Roman"/>
-          <w:sz w:val="28"/>
-          <w:szCs w:val="28"/>
-        </w:rPr>
-        <w:t xml:space="preserve"> UNIQUE (</w:t>
-      </w:r>
-      <w:r>
-        <w:rPr>
-          <w:rFonts w:ascii="Times New Roman" w:hAnsi="Times New Roman" w:cs="Times New Roman"/>
-          <w:i/>
-          <w:iCs/>
-          <w:sz w:val="28"/>
-          <w:szCs w:val="28"/>
-        </w:rPr>
-        <w:t>Phone</w:t>
-      </w:r>
-      <w:r>
-        <w:rPr>
-          <w:rFonts w:ascii="Times New Roman" w:hAnsi="Times New Roman" w:cs="Times New Roman"/>
-          <w:sz w:val="28"/>
-          <w:szCs w:val="28"/>
-        </w:rPr>
-        <w:t>)</w:t>
-      </w:r>
-    </w:p>
-    <w:p>
-      <w:pPr>
-        <w:tabs>
-          <w:tab w:val="left" w:pos="1701"/>
-        </w:tabs>
-        <w:spacing w:after="0" w:line="240" w:lineRule="auto"/>
-        <w:jc w:val="both"/>
+          <w:lang w:val="en-US"/>
+        </w:rPr>
+      </w:pPr>
+      <w:r>
+        <w:rPr>
+          <w:rFonts w:ascii="Times New Roman" w:hAnsi="Times New Roman" w:cs="Times New Roman"/>
+          <w:b/>
+          <w:bCs/>
+          <w:sz w:val="28"/>
+          <w:szCs w:val="28"/>
+          <w:lang w:val="en-US"/>
+        </w:rPr>
+        <w:t xml:space="preserve">3. </w:t>
+      </w:r>
+      <w:r>
         <w:rPr>
           <w:rFonts w:ascii="Times New Roman" w:hAnsi="Times New Roman" w:cs="Times New Roman"/>
           <w:b/>
@@ -2074,17 +2012,7 @@
           <w:szCs w:val="28"/>
           <w:lang w:val="en-US"/>
         </w:rPr>
-      </w:pPr>
-      <w:r>
-        <w:rPr>
-          <w:rFonts w:ascii="Times New Roman" w:hAnsi="Times New Roman" w:cs="Times New Roman"/>
-          <w:b/>
-          <w:bCs/>
-          <w:sz w:val="28"/>
-          <w:szCs w:val="28"/>
-          <w:lang w:val="en-US"/>
-        </w:rPr>
-        <w:t xml:space="preserve">3. </w:t>
+        <w:t>Table Name: dim_menu_item</w:t>
       </w:r>
       <w:r>
         <w:rPr>
@@ -2097,9 +2025,8 @@
           <w:szCs w:val="28"/>
           <w:lang w:val="en-US"/>
         </w:rPr>
-        <w:t>Table Name: </w:t>
-      </w:r>
-      <w:proofErr w:type="spellStart"/>
+        <w:t xml:space="preserve"> (</w:t>
+      </w:r>
       <w:r>
         <w:rPr>
           <w:rFonts w:ascii="Times New Roman" w:hAnsi="Times New Roman" w:cs="Times New Roman"/>
@@ -2109,11 +2036,9 @@
           <w:iCs/>
           <w:sz w:val="28"/>
           <w:szCs w:val="28"/>
-          <w:lang w:val="en-US"/>
-        </w:rPr>
-        <w:t>dim_menu_item</w:t>
-      </w:r>
-      <w:proofErr w:type="spellEnd"/>
+        </w:rPr>
+        <w:t>ЧТО</w:t>
+      </w:r>
       <w:r>
         <w:rPr>
           <w:rFonts w:ascii="Times New Roman" w:hAnsi="Times New Roman" w:cs="Times New Roman"/>
@@ -2125,8 +2050,23 @@
           <w:szCs w:val="28"/>
           <w:lang w:val="en-US"/>
         </w:rPr>
-        <w:t xml:space="preserve"> (</w:t>
-      </w:r>
+        <w:t>?)</w:t>
+      </w:r>
+    </w:p>
+    <w:p>
+      <w:pPr>
+        <w:tabs>
+          <w:tab w:val="left" w:pos="1701"/>
+        </w:tabs>
+        <w:spacing w:after="0" w:line="240" w:lineRule="auto"/>
+        <w:ind w:firstLine="709"/>
+        <w:jc w:val="both"/>
+        <w:rPr>
+          <w:rFonts w:ascii="Times New Roman" w:hAnsi="Times New Roman" w:cs="Times New Roman"/>
+          <w:sz w:val="28"/>
+          <w:szCs w:val="28"/>
+        </w:rPr>
+      </w:pPr>
       <w:r>
         <w:rPr>
           <w:rFonts w:ascii="Times New Roman" w:hAnsi="Times New Roman" w:cs="Times New Roman"/>
@@ -2137,8 +2077,33 @@
           <w:sz w:val="28"/>
           <w:szCs w:val="28"/>
         </w:rPr>
-        <w:t>ЧТО</w:t>
-      </w:r>
+        <w:t>Description:</w:t>
+      </w:r>
+      <w:r>
+        <w:rPr>
+          <w:rFonts w:ascii="Times New Roman" w:hAnsi="Times New Roman" w:cs="Times New Roman"/>
+          <w:sz w:val="28"/>
+          <w:szCs w:val="28"/>
+        </w:rPr>
+        <w:t xml:space="preserve"> Хранение информации о блюдах и напитках из меню ресторана.</w:t>
+      </w:r>
+    </w:p>
+    <w:p>
+      <w:pPr>
+        <w:tabs>
+          <w:tab w:val="left" w:pos="1701"/>
+        </w:tabs>
+        <w:spacing w:after="0" w:line="240" w:lineRule="auto"/>
+        <w:ind w:firstLine="709"/>
+        <w:jc w:val="both"/>
+        <w:rPr>
+          <w:rFonts w:ascii="Times New Roman" w:hAnsi="Times New Roman" w:cs="Times New Roman"/>
+          <w:i/>
+          <w:iCs/>
+          <w:sz w:val="28"/>
+          <w:szCs w:val="28"/>
+        </w:rPr>
+      </w:pPr>
       <w:r>
         <w:rPr>
           <w:rFonts w:ascii="Times New Roman" w:hAnsi="Times New Roman" w:cs="Times New Roman"/>
@@ -2148,9 +2113,186 @@
           <w:iCs/>
           <w:sz w:val="28"/>
           <w:szCs w:val="28"/>
-          <w:lang w:val="en-US"/>
-        </w:rPr>
-        <w:t>?)</w:t>
+        </w:rPr>
+        <w:t>Attributes:</w:t>
+      </w:r>
+    </w:p>
+    <w:p>
+      <w:pPr>
+        <w:numPr>
+          <w:ilvl w:val="0"/>
+          <w:numId w:val="30"/>
+        </w:numPr>
+        <w:tabs>
+          <w:tab w:val="left" w:pos="1701"/>
+        </w:tabs>
+        <w:spacing w:after="0" w:line="240" w:lineRule="auto"/>
+        <w:ind w:firstLine="556"/>
+        <w:jc w:val="both"/>
+        <w:rPr>
+          <w:rFonts w:ascii="Times New Roman" w:hAnsi="Times New Roman" w:cs="Times New Roman"/>
+          <w:sz w:val="28"/>
+          <w:szCs w:val="28"/>
+        </w:rPr>
+      </w:pPr>
+      <w:r>
+        <w:rPr>
+          <w:rFonts w:ascii="Times New Roman" w:hAnsi="Times New Roman" w:cs="Times New Roman"/>
+          <w:i/>
+          <w:iCs/>
+          <w:sz w:val="28"/>
+          <w:szCs w:val="28"/>
+        </w:rPr>
+        <w:t>MenuItemKey:</w:t>
+      </w:r>
+      <w:r>
+        <w:rPr>
+          <w:rFonts w:ascii="Times New Roman" w:hAnsi="Times New Roman" w:cs="Times New Roman"/>
+          <w:sz w:val="28"/>
+          <w:szCs w:val="28"/>
+        </w:rPr>
+        <w:t xml:space="preserve"> INTEGER, PK</w:t>
+      </w:r>
+    </w:p>
+    <w:p>
+      <w:pPr>
+        <w:numPr>
+          <w:ilvl w:val="0"/>
+          <w:numId w:val="30"/>
+        </w:numPr>
+        <w:tabs>
+          <w:tab w:val="left" w:pos="1701"/>
+        </w:tabs>
+        <w:spacing w:after="0" w:line="240" w:lineRule="auto"/>
+        <w:ind w:firstLine="556"/>
+        <w:jc w:val="both"/>
+        <w:rPr>
+          <w:rFonts w:ascii="Times New Roman" w:hAnsi="Times New Roman" w:cs="Times New Roman"/>
+          <w:sz w:val="28"/>
+          <w:szCs w:val="28"/>
+        </w:rPr>
+      </w:pPr>
+      <w:r>
+        <w:rPr>
+          <w:rFonts w:ascii="Times New Roman" w:hAnsi="Times New Roman" w:cs="Times New Roman"/>
+          <w:i/>
+          <w:iCs/>
+          <w:sz w:val="28"/>
+          <w:szCs w:val="28"/>
+        </w:rPr>
+        <w:t>Name:</w:t>
+      </w:r>
+      <w:r>
+        <w:rPr>
+          <w:rFonts w:ascii="Times New Roman" w:hAnsi="Times New Roman" w:cs="Times New Roman"/>
+          <w:sz w:val="28"/>
+          <w:szCs w:val="28"/>
+        </w:rPr>
+        <w:t xml:space="preserve"> VARCHAR(100), NOT NULL</w:t>
+      </w:r>
+    </w:p>
+    <w:p>
+      <w:pPr>
+        <w:numPr>
+          <w:ilvl w:val="0"/>
+          <w:numId w:val="30"/>
+        </w:numPr>
+        <w:tabs>
+          <w:tab w:val="left" w:pos="1701"/>
+        </w:tabs>
+        <w:spacing w:after="0"/>
+        <w:ind w:firstLine="556"/>
+        <w:jc w:val="both"/>
+        <w:rPr>
+          <w:rFonts w:ascii="Times New Roman" w:hAnsi="Times New Roman" w:cs="Times New Roman"/>
+          <w:sz w:val="28"/>
+          <w:szCs w:val="28"/>
+          <w:lang w:val="en-US"/>
+        </w:rPr>
+      </w:pPr>
+      <w:r>
+        <w:rPr>
+          <w:rFonts w:ascii="Times New Roman" w:hAnsi="Times New Roman" w:cs="Times New Roman"/>
+          <w:i/>
+          <w:iCs/>
+          <w:sz w:val="28"/>
+          <w:szCs w:val="28"/>
+          <w:lang w:val="en-US"/>
+        </w:rPr>
+        <w:t>Category:</w:t>
+      </w:r>
+      <w:r>
+        <w:rPr>
+          <w:rFonts w:ascii="Times New Roman" w:hAnsi="Times New Roman" w:cs="Times New Roman"/>
+          <w:sz w:val="28"/>
+          <w:szCs w:val="28"/>
+          <w:lang w:val="en-US"/>
+        </w:rPr>
+        <w:t xml:space="preserve"> </w:t>
+      </w:r>
+      <w:r>
+        <w:rPr>
+          <w:rFonts w:ascii="Times New Roman" w:hAnsi="Times New Roman" w:cs="Times New Roman"/>
+          <w:sz w:val="28"/>
+          <w:szCs w:val="28"/>
+          <w:lang w:val="en-US"/>
+        </w:rPr>
+        <w:t>menu_category</w:t>
+      </w:r>
+      <w:r>
+        <w:rPr>
+          <w:rFonts w:ascii="Times New Roman" w:hAnsi="Times New Roman" w:cs="Times New Roman"/>
+          <w:sz w:val="28"/>
+          <w:szCs w:val="28"/>
+          <w:lang w:val="en-US"/>
+        </w:rPr>
+        <w:t xml:space="preserve"> </w:t>
+      </w:r>
+      <w:r>
+        <w:rPr>
+          <w:rFonts w:ascii="Times New Roman" w:hAnsi="Times New Roman" w:cs="Times New Roman"/>
+          <w:sz w:val="28"/>
+          <w:szCs w:val="28"/>
+          <w:lang w:val="en-US"/>
+        </w:rPr>
+        <w:t>NOT NULL</w:t>
+      </w:r>
+    </w:p>
+    <w:p>
+      <w:pPr>
+        <w:numPr>
+          <w:ilvl w:val="0"/>
+          <w:numId w:val="30"/>
+        </w:numPr>
+        <w:tabs>
+          <w:tab w:val="left" w:pos="1701"/>
+        </w:tabs>
+        <w:spacing w:after="0" w:line="240" w:lineRule="auto"/>
+        <w:ind w:firstLine="556"/>
+        <w:jc w:val="both"/>
+        <w:rPr>
+          <w:rFonts w:ascii="Times New Roman" w:hAnsi="Times New Roman" w:cs="Times New Roman"/>
+          <w:sz w:val="28"/>
+          <w:szCs w:val="28"/>
+        </w:rPr>
+      </w:pPr>
+      <w:r>
+        <w:rPr>
+          <w:rFonts w:ascii="Times New Roman" w:hAnsi="Times New Roman" w:cs="Times New Roman"/>
+          <w:i/>
+          <w:iCs/>
+          <w:sz w:val="28"/>
+          <w:szCs w:val="28"/>
+        </w:rPr>
+        <w:t>CurrentPrice:</w:t>
+      </w:r>
+      <w:r>
+        <w:rPr>
+          <w:rFonts w:ascii="Times New Roman" w:hAnsi="Times New Roman" w:cs="Times New Roman"/>
+          <w:sz w:val="28"/>
+          <w:szCs w:val="28"/>
+        </w:rPr>
+        <w:t xml:space="preserve"> DECIMAL(10,2), NOT NULL</w:t>
       </w:r>
     </w:p>
     <w:p>
@@ -2161,13 +2303,6 @@
         <w:spacing w:after="0" w:line="240" w:lineRule="auto"/>
         <w:ind w:firstLine="709"/>
         <w:jc w:val="both"/>
-        <w:rPr>
-          <w:rFonts w:ascii="Times New Roman" w:hAnsi="Times New Roman" w:cs="Times New Roman"/>
-          <w:sz w:val="28"/>
-          <w:szCs w:val="28"/>
-        </w:rPr>
-      </w:pPr>
-      <w:r>
         <w:rPr>
           <w:rFonts w:ascii="Times New Roman" w:hAnsi="Times New Roman" w:cs="Times New Roman"/>
           <w:b/>
@@ -2176,32 +2311,7 @@
           <w:iCs/>
           <w:sz w:val="28"/>
           <w:szCs w:val="28"/>
-        </w:rPr>
-        <w:t>Description:</w:t>
-      </w:r>
-      <w:r>
-        <w:rPr>
-          <w:rFonts w:ascii="Times New Roman" w:hAnsi="Times New Roman" w:cs="Times New Roman"/>
-          <w:sz w:val="28"/>
-          <w:szCs w:val="28"/>
-        </w:rPr>
-        <w:t xml:space="preserve"> Хранение информации о блюдах и напитках из меню ресторана.</w:t>
-      </w:r>
-    </w:p>
-    <w:p>
-      <w:pPr>
-        <w:tabs>
-          <w:tab w:val="left" w:pos="1701"/>
-        </w:tabs>
-        <w:spacing w:after="0" w:line="240" w:lineRule="auto"/>
-        <w:ind w:firstLine="709"/>
-        <w:jc w:val="both"/>
-        <w:rPr>
-          <w:rFonts w:ascii="Times New Roman" w:hAnsi="Times New Roman" w:cs="Times New Roman"/>
-          <w:i/>
-          <w:iCs/>
-          <w:sz w:val="28"/>
-          <w:szCs w:val="28"/>
+          <w:lang w:val="en-US"/>
         </w:rPr>
       </w:pPr>
       <w:r>
@@ -2214,7 +2324,7 @@
           <w:sz w:val="28"/>
           <w:szCs w:val="28"/>
         </w:rPr>
-        <w:t>Attributes:</w:t>
+        <w:t>Constraints:</w:t>
       </w:r>
     </w:p>
     <w:p>
@@ -2233,6 +2343,7 @@
           <w:rFonts w:ascii="Times New Roman" w:hAnsi="Times New Roman" w:cs="Times New Roman"/>
           <w:sz w:val="28"/>
           <w:szCs w:val="28"/>
+          <w:lang w:val="en-US"/>
         </w:rPr>
       </w:pPr>
       <w:r>
@@ -2242,16 +2353,18 @@
           <w:iCs/>
           <w:sz w:val="28"/>
           <w:szCs w:val="28"/>
-        </w:rPr>
-        <w:t>MenuItemKey:</w:t>
-      </w:r>
-      <w:r>
-        <w:rPr>
-          <w:rFonts w:ascii="Times New Roman" w:hAnsi="Times New Roman" w:cs="Times New Roman"/>
-          <w:sz w:val="28"/>
-          <w:szCs w:val="28"/>
-        </w:rPr>
-        <w:t xml:space="preserve"> INTEGER, PK</w:t>
+          <w:lang w:val="en-US"/>
+        </w:rPr>
+        <w:t>PK_dim_menu_item:</w:t>
+      </w:r>
+      <w:r>
+        <w:rPr>
+          <w:rFonts w:ascii="Times New Roman" w:hAnsi="Times New Roman" w:cs="Times New Roman"/>
+          <w:sz w:val="28"/>
+          <w:szCs w:val="28"/>
+          <w:lang w:val="en-US"/>
+        </w:rPr>
+        <w:t xml:space="preserve"> PRIMARY KEY (MenuItemKey)</w:t>
       </w:r>
     </w:p>
     <w:p>
@@ -2280,28 +2393,23 @@
           <w:sz w:val="28"/>
           <w:szCs w:val="28"/>
         </w:rPr>
-        <w:t>Name:</w:t>
-      </w:r>
-      <w:r>
-        <w:rPr>
-          <w:rFonts w:ascii="Times New Roman" w:hAnsi="Times New Roman" w:cs="Times New Roman"/>
-          <w:sz w:val="28"/>
-          <w:szCs w:val="28"/>
-        </w:rPr>
-        <w:t xml:space="preserve"> VARCHAR(100), NOT NULL</w:t>
+        <w:t>CHK_Price:</w:t>
+      </w:r>
+      <w:r>
+        <w:rPr>
+          <w:rFonts w:ascii="Times New Roman" w:hAnsi="Times New Roman" w:cs="Times New Roman"/>
+          <w:sz w:val="28"/>
+          <w:szCs w:val="28"/>
+        </w:rPr>
+        <w:t xml:space="preserve"> CHECK (CurrentPrice &gt;= 0)</w:t>
       </w:r>
     </w:p>
     <w:p>
       <w:pPr>
-        <w:numPr>
-          <w:ilvl w:val="0"/>
-          <w:numId w:val="30"/>
-        </w:numPr>
         <w:tabs>
           <w:tab w:val="left" w:pos="1701"/>
         </w:tabs>
-        <w:spacing w:after="0"/>
-        <w:ind w:firstLine="556"/>
+        <w:spacing w:after="0" w:line="240" w:lineRule="auto"/>
         <w:jc w:val="both"/>
         <w:rPr>
           <w:rFonts w:ascii="Times New Roman" w:hAnsi="Times New Roman" w:cs="Times New Roman"/>
@@ -2310,130 +2418,13 @@
           <w:lang w:val="en-US"/>
         </w:rPr>
       </w:pPr>
-      <w:r>
-        <w:rPr>
-          <w:rFonts w:ascii="Times New Roman" w:hAnsi="Times New Roman" w:cs="Times New Roman"/>
-          <w:i/>
-          <w:iCs/>
-          <w:sz w:val="28"/>
-          <w:szCs w:val="28"/>
-          <w:lang w:val="en-US"/>
-        </w:rPr>
-        <w:t>Category:</w:t>
-      </w:r>
-      <w:r>
-        <w:rPr>
-          <w:rFonts w:ascii="Times New Roman" w:hAnsi="Times New Roman" w:cs="Times New Roman"/>
-          <w:sz w:val="28"/>
-          <w:szCs w:val="28"/>
-          <w:lang w:val="en-US"/>
-        </w:rPr>
-        <w:t xml:space="preserve"> </w:t>
-      </w:r>
-      <w:proofErr w:type="spellStart"/>
-      <w:r>
-        <w:rPr>
-          <w:rFonts w:ascii="Times New Roman" w:hAnsi="Times New Roman" w:cs="Times New Roman"/>
-          <w:sz w:val="28"/>
-          <w:szCs w:val="28"/>
-          <w:lang w:val="en-US"/>
-        </w:rPr>
-        <w:t>menu_category</w:t>
-      </w:r>
-      <w:proofErr w:type="spellEnd"/>
-      <w:r>
-        <w:rPr>
-          <w:rFonts w:ascii="Times New Roman" w:hAnsi="Times New Roman" w:cs="Times New Roman"/>
-          <w:sz w:val="28"/>
-          <w:szCs w:val="28"/>
-          <w:lang w:val="en-US"/>
-        </w:rPr>
-        <w:t xml:space="preserve"> </w:t>
-      </w:r>
-      <w:r>
-        <w:rPr>
-          <w:rFonts w:ascii="Times New Roman" w:hAnsi="Times New Roman" w:cs="Times New Roman"/>
-          <w:sz w:val="28"/>
-          <w:szCs w:val="28"/>
-          <w:lang w:val="en-US"/>
-        </w:rPr>
-        <w:t>NOT NULL</w:t>
-      </w:r>
     </w:p>
     <w:p>
       <w:pPr>
-        <w:numPr>
-          <w:ilvl w:val="0"/>
-          <w:numId w:val="30"/>
-        </w:numPr>
         <w:tabs>
           <w:tab w:val="left" w:pos="1701"/>
         </w:tabs>
         <w:spacing w:after="0" w:line="240" w:lineRule="auto"/>
-        <w:ind w:firstLine="556"/>
-        <w:jc w:val="both"/>
-        <w:rPr>
-          <w:rFonts w:ascii="Times New Roman" w:hAnsi="Times New Roman" w:cs="Times New Roman"/>
-          <w:sz w:val="28"/>
-          <w:szCs w:val="28"/>
-        </w:rPr>
-      </w:pPr>
-      <w:proofErr w:type="spellStart"/>
-      <w:r>
-        <w:rPr>
-          <w:rFonts w:ascii="Times New Roman" w:hAnsi="Times New Roman" w:cs="Times New Roman"/>
-          <w:i/>
-          <w:iCs/>
-          <w:sz w:val="28"/>
-          <w:szCs w:val="28"/>
-        </w:rPr>
-        <w:t>CurrentPrice</w:t>
-      </w:r>
-      <w:proofErr w:type="spellEnd"/>
-      <w:r>
-        <w:rPr>
-          <w:rFonts w:ascii="Times New Roman" w:hAnsi="Times New Roman" w:cs="Times New Roman"/>
-          <w:i/>
-          <w:iCs/>
-          <w:sz w:val="28"/>
-          <w:szCs w:val="28"/>
-        </w:rPr>
-        <w:t>:</w:t>
-      </w:r>
-      <w:r>
-        <w:rPr>
-          <w:rFonts w:ascii="Times New Roman" w:hAnsi="Times New Roman" w:cs="Times New Roman"/>
-          <w:sz w:val="28"/>
-          <w:szCs w:val="28"/>
-        </w:rPr>
-        <w:t xml:space="preserve"> </w:t>
-      </w:r>
-      <w:proofErr w:type="gramStart"/>
-      <w:r>
-        <w:rPr>
-          <w:rFonts w:ascii="Times New Roman" w:hAnsi="Times New Roman" w:cs="Times New Roman"/>
-          <w:sz w:val="28"/>
-          <w:szCs w:val="28"/>
-        </w:rPr>
-        <w:t>DECIMAL(</w:t>
-      </w:r>
-      <w:proofErr w:type="gramEnd"/>
-      <w:r>
-        <w:rPr>
-          <w:rFonts w:ascii="Times New Roman" w:hAnsi="Times New Roman" w:cs="Times New Roman"/>
-          <w:sz w:val="28"/>
-          <w:szCs w:val="28"/>
-        </w:rPr>
-        <w:t>10,2), NOT NULL</w:t>
-      </w:r>
-    </w:p>
-    <w:p>
-      <w:pPr>
-        <w:tabs>
-          <w:tab w:val="left" w:pos="1701"/>
-        </w:tabs>
-        <w:spacing w:after="0" w:line="240" w:lineRule="auto"/>
-        <w:ind w:firstLine="709"/>
         <w:jc w:val="both"/>
         <w:rPr>
           <w:rFonts w:ascii="Times New Roman" w:hAnsi="Times New Roman" w:cs="Times New Roman"/>
@@ -2451,153 +2442,13 @@
           <w:rFonts w:ascii="Times New Roman" w:hAnsi="Times New Roman" w:cs="Times New Roman"/>
           <w:b/>
           <w:bCs/>
-          <w:i/>
-          <w:iCs/>
-          <w:sz w:val="28"/>
-          <w:szCs w:val="28"/>
-        </w:rPr>
-        <w:t>Constraints:</w:t>
-      </w:r>
-    </w:p>
-    <w:p>
-      <w:pPr>
-        <w:numPr>
-          <w:ilvl w:val="0"/>
-          <w:numId w:val="30"/>
-        </w:numPr>
-        <w:tabs>
-          <w:tab w:val="left" w:pos="1701"/>
-        </w:tabs>
-        <w:spacing w:after="0" w:line="240" w:lineRule="auto"/>
-        <w:ind w:firstLine="556"/>
-        <w:jc w:val="both"/>
-        <w:rPr>
-          <w:rFonts w:ascii="Times New Roman" w:hAnsi="Times New Roman" w:cs="Times New Roman"/>
-          <w:sz w:val="28"/>
-          <w:szCs w:val="28"/>
-          <w:lang w:val="en-US"/>
-        </w:rPr>
-      </w:pPr>
-      <w:r>
-        <w:rPr>
-          <w:rFonts w:ascii="Times New Roman" w:hAnsi="Times New Roman" w:cs="Times New Roman"/>
-          <w:i/>
-          <w:iCs/>
-          <w:sz w:val="28"/>
-          <w:szCs w:val="28"/>
-          <w:lang w:val="en-US"/>
-        </w:rPr>
-        <w:t>PK_dim_menu_item:</w:t>
-      </w:r>
-      <w:r>
-        <w:rPr>
-          <w:rFonts w:ascii="Times New Roman" w:hAnsi="Times New Roman" w:cs="Times New Roman"/>
-          <w:sz w:val="28"/>
-          <w:szCs w:val="28"/>
-          <w:lang w:val="en-US"/>
-        </w:rPr>
-        <w:t xml:space="preserve"> PRIMARY KEY (MenuItemKey)</w:t>
-      </w:r>
-    </w:p>
-    <w:p>
-      <w:pPr>
-        <w:numPr>
-          <w:ilvl w:val="0"/>
-          <w:numId w:val="30"/>
-        </w:numPr>
-        <w:tabs>
-          <w:tab w:val="left" w:pos="1701"/>
-        </w:tabs>
-        <w:spacing w:after="0" w:line="240" w:lineRule="auto"/>
-        <w:ind w:firstLine="556"/>
-        <w:jc w:val="both"/>
-        <w:rPr>
-          <w:rFonts w:ascii="Times New Roman" w:hAnsi="Times New Roman" w:cs="Times New Roman"/>
-          <w:sz w:val="28"/>
-          <w:szCs w:val="28"/>
-        </w:rPr>
-      </w:pPr>
-      <w:proofErr w:type="spellStart"/>
-      <w:r>
-        <w:rPr>
-          <w:rFonts w:ascii="Times New Roman" w:hAnsi="Times New Roman" w:cs="Times New Roman"/>
-          <w:i/>
-          <w:iCs/>
-          <w:sz w:val="28"/>
-          <w:szCs w:val="28"/>
-        </w:rPr>
-        <w:t>CHK_Price</w:t>
-      </w:r>
-      <w:proofErr w:type="spellEnd"/>
-      <w:r>
-        <w:rPr>
-          <w:rFonts w:ascii="Times New Roman" w:hAnsi="Times New Roman" w:cs="Times New Roman"/>
-          <w:i/>
-          <w:iCs/>
-          <w:sz w:val="28"/>
-          <w:szCs w:val="28"/>
-        </w:rPr>
-        <w:t>:</w:t>
-      </w:r>
-      <w:r>
-        <w:rPr>
-          <w:rFonts w:ascii="Times New Roman" w:hAnsi="Times New Roman" w:cs="Times New Roman"/>
-          <w:sz w:val="28"/>
-          <w:szCs w:val="28"/>
-        </w:rPr>
-        <w:t xml:space="preserve"> CHECK (</w:t>
-      </w:r>
-      <w:proofErr w:type="spellStart"/>
-      <w:proofErr w:type="gramStart"/>
-      <w:r>
-        <w:rPr>
-          <w:rFonts w:ascii="Times New Roman" w:hAnsi="Times New Roman" w:cs="Times New Roman"/>
-          <w:sz w:val="28"/>
-          <w:szCs w:val="28"/>
-        </w:rPr>
-        <w:t>CurrentPrice</w:t>
-      </w:r>
-      <w:proofErr w:type="spellEnd"/>
-      <w:r>
-        <w:rPr>
-          <w:rFonts w:ascii="Times New Roman" w:hAnsi="Times New Roman" w:cs="Times New Roman"/>
-          <w:sz w:val="28"/>
-          <w:szCs w:val="28"/>
-        </w:rPr>
-        <w:t xml:space="preserve"> &gt;</w:t>
-      </w:r>
-      <w:proofErr w:type="gramEnd"/>
-      <w:r>
-        <w:rPr>
-          <w:rFonts w:ascii="Times New Roman" w:hAnsi="Times New Roman" w:cs="Times New Roman"/>
-          <w:sz w:val="28"/>
-          <w:szCs w:val="28"/>
-        </w:rPr>
-        <w:t>= 0)</w:t>
-      </w:r>
-    </w:p>
-    <w:p>
-      <w:pPr>
-        <w:tabs>
-          <w:tab w:val="left" w:pos="1701"/>
-        </w:tabs>
-        <w:spacing w:after="0" w:line="240" w:lineRule="auto"/>
-        <w:jc w:val="both"/>
-        <w:rPr>
-          <w:rFonts w:ascii="Times New Roman" w:hAnsi="Times New Roman" w:cs="Times New Roman"/>
-          <w:sz w:val="28"/>
-          <w:szCs w:val="28"/>
-          <w:lang w:val="en-US"/>
-        </w:rPr>
-      </w:pPr>
-    </w:p>
-    <w:p>
-      <w:pPr>
-        <w:tabs>
-          <w:tab w:val="left" w:pos="1701"/>
-        </w:tabs>
-        <w:spacing w:after="0" w:line="240" w:lineRule="auto"/>
-        <w:jc w:val="both"/>
+          <w:sz w:val="28"/>
+          <w:szCs w:val="28"/>
+          <w:lang w:val="en-US"/>
+        </w:rPr>
+        <w:t>4</w:t>
+      </w:r>
+      <w:r>
         <w:rPr>
           <w:rFonts w:ascii="Times New Roman" w:hAnsi="Times New Roman" w:cs="Times New Roman"/>
           <w:b/>
@@ -2608,17 +2459,7 @@
           <w:szCs w:val="28"/>
           <w:lang w:val="en-US"/>
         </w:rPr>
-      </w:pPr>
-      <w:r>
-        <w:rPr>
-          <w:rFonts w:ascii="Times New Roman" w:hAnsi="Times New Roman" w:cs="Times New Roman"/>
-          <w:b/>
-          <w:bCs/>
-          <w:sz w:val="28"/>
-          <w:szCs w:val="28"/>
-          <w:lang w:val="en-US"/>
-        </w:rPr>
-        <w:t>4</w:t>
+        <w:t>. Table Name: dim_table</w:t>
       </w:r>
       <w:r>
         <w:rPr>
@@ -2631,9 +2472,8 @@
           <w:szCs w:val="28"/>
           <w:lang w:val="en-US"/>
         </w:rPr>
-        <w:t>. Table Name: </w:t>
-      </w:r>
-      <w:proofErr w:type="spellStart"/>
+        <w:t xml:space="preserve"> (</w:t>
+      </w:r>
       <w:r>
         <w:rPr>
           <w:rFonts w:ascii="Times New Roman" w:hAnsi="Times New Roman" w:cs="Times New Roman"/>
@@ -2643,11 +2483,9 @@
           <w:iCs/>
           <w:sz w:val="28"/>
           <w:szCs w:val="28"/>
-          <w:lang w:val="en-US"/>
-        </w:rPr>
-        <w:t>dim_table</w:t>
-      </w:r>
-      <w:proofErr w:type="spellEnd"/>
+        </w:rPr>
+        <w:t>ГДЕ</w:t>
+      </w:r>
       <w:r>
         <w:rPr>
           <w:rFonts w:ascii="Times New Roman" w:hAnsi="Times New Roman" w:cs="Times New Roman"/>
@@ -2659,8 +2497,22 @@
           <w:szCs w:val="28"/>
           <w:lang w:val="en-US"/>
         </w:rPr>
-        <w:t xml:space="preserve"> (</w:t>
-      </w:r>
+        <w:t>?)</w:t>
+      </w:r>
+    </w:p>
+    <w:p>
+      <w:pPr>
+        <w:tabs>
+          <w:tab w:val="left" w:pos="1701"/>
+        </w:tabs>
+        <w:spacing w:after="0" w:line="240" w:lineRule="auto"/>
+        <w:jc w:val="both"/>
+        <w:rPr>
+          <w:rFonts w:ascii="Times New Roman" w:hAnsi="Times New Roman" w:cs="Times New Roman"/>
+          <w:sz w:val="28"/>
+          <w:szCs w:val="28"/>
+        </w:rPr>
+      </w:pPr>
       <w:r>
         <w:rPr>
           <w:rFonts w:ascii="Times New Roman" w:hAnsi="Times New Roman" w:cs="Times New Roman"/>
@@ -2671,8 +2523,32 @@
           <w:sz w:val="28"/>
           <w:szCs w:val="28"/>
         </w:rPr>
-        <w:t>ГДЕ</w:t>
-      </w:r>
+        <w:t>Description:</w:t>
+      </w:r>
+      <w:r>
+        <w:rPr>
+          <w:rFonts w:ascii="Times New Roman" w:hAnsi="Times New Roman" w:cs="Times New Roman"/>
+          <w:sz w:val="28"/>
+          <w:szCs w:val="28"/>
+        </w:rPr>
+        <w:t xml:space="preserve"> Хранение информации о столах и зонах ресторана.</w:t>
+      </w:r>
+    </w:p>
+    <w:p>
+      <w:pPr>
+        <w:tabs>
+          <w:tab w:val="left" w:pos="1701"/>
+        </w:tabs>
+        <w:spacing w:after="0" w:line="240" w:lineRule="auto"/>
+        <w:jc w:val="both"/>
+        <w:rPr>
+          <w:rFonts w:ascii="Times New Roman" w:hAnsi="Times New Roman" w:cs="Times New Roman"/>
+          <w:i/>
+          <w:iCs/>
+          <w:sz w:val="28"/>
+          <w:szCs w:val="28"/>
+        </w:rPr>
+      </w:pPr>
       <w:r>
         <w:rPr>
           <w:rFonts w:ascii="Times New Roman" w:hAnsi="Times New Roman" w:cs="Times New Roman"/>
@@ -2682,13 +2558,148 @@
           <w:iCs/>
           <w:sz w:val="28"/>
           <w:szCs w:val="28"/>
-          <w:lang w:val="en-US"/>
-        </w:rPr>
-        <w:t>?)</w:t>
+        </w:rPr>
+        <w:t>Attributes:</w:t>
       </w:r>
     </w:p>
     <w:p>
       <w:pPr>
+        <w:numPr>
+          <w:ilvl w:val="0"/>
+          <w:numId w:val="33"/>
+        </w:numPr>
+        <w:tabs>
+          <w:tab w:val="left" w:pos="1701"/>
+        </w:tabs>
+        <w:spacing w:after="0" w:line="240" w:lineRule="auto"/>
+        <w:ind w:firstLine="556"/>
+        <w:jc w:val="both"/>
+        <w:rPr>
+          <w:rFonts w:ascii="Times New Roman" w:hAnsi="Times New Roman" w:cs="Times New Roman"/>
+          <w:sz w:val="28"/>
+          <w:szCs w:val="28"/>
+        </w:rPr>
+      </w:pPr>
+      <w:r>
+        <w:rPr>
+          <w:rFonts w:ascii="Times New Roman" w:hAnsi="Times New Roman" w:cs="Times New Roman"/>
+          <w:sz w:val="28"/>
+          <w:szCs w:val="28"/>
+        </w:rPr>
+        <w:t>TableKey: INTEGER, PK</w:t>
+      </w:r>
+    </w:p>
+    <w:p>
+      <w:pPr>
+        <w:numPr>
+          <w:ilvl w:val="0"/>
+          <w:numId w:val="33"/>
+        </w:numPr>
+        <w:tabs>
+          <w:tab w:val="left" w:pos="1701"/>
+        </w:tabs>
+        <w:spacing w:after="0" w:line="240" w:lineRule="auto"/>
+        <w:ind w:firstLine="556"/>
+        <w:jc w:val="both"/>
+        <w:rPr>
+          <w:rFonts w:ascii="Times New Roman" w:hAnsi="Times New Roman" w:cs="Times New Roman"/>
+          <w:sz w:val="28"/>
+          <w:szCs w:val="28"/>
+        </w:rPr>
+      </w:pPr>
+      <w:r>
+        <w:rPr>
+          <w:rFonts w:ascii="Times New Roman" w:hAnsi="Times New Roman" w:cs="Times New Roman"/>
+          <w:sz w:val="28"/>
+          <w:szCs w:val="28"/>
+        </w:rPr>
+        <w:t>TableNumber: INTEGER, NOT NULL, UNIQUE</w:t>
+      </w:r>
+    </w:p>
+    <w:p>
+      <w:pPr>
+        <w:numPr>
+          <w:ilvl w:val="0"/>
+          <w:numId w:val="33"/>
+        </w:numPr>
+        <w:tabs>
+          <w:tab w:val="left" w:pos="1701"/>
+        </w:tabs>
+        <w:spacing w:after="0" w:line="240" w:lineRule="auto"/>
+        <w:ind w:firstLine="556"/>
+        <w:jc w:val="both"/>
+        <w:rPr>
+          <w:rFonts w:ascii="Times New Roman" w:hAnsi="Times New Roman" w:cs="Times New Roman"/>
+          <w:sz w:val="28"/>
+          <w:szCs w:val="28"/>
+        </w:rPr>
+      </w:pPr>
+      <w:r>
+        <w:rPr>
+          <w:rFonts w:ascii="Times New Roman" w:hAnsi="Times New Roman" w:cs="Times New Roman"/>
+          <w:sz w:val="28"/>
+          <w:szCs w:val="28"/>
+        </w:rPr>
+        <w:t>Capacity: INTEGER, NOT NULL</w:t>
+      </w:r>
+    </w:p>
+    <w:p>
+      <w:pPr>
+        <w:numPr>
+          <w:ilvl w:val="0"/>
+          <w:numId w:val="33"/>
+        </w:numPr>
+        <w:tabs>
+          <w:tab w:val="left" w:pos="1701"/>
+        </w:tabs>
+        <w:ind w:firstLine="556"/>
+        <w:jc w:val="both"/>
+        <w:rPr>
+          <w:rFonts w:ascii="Times New Roman" w:hAnsi="Times New Roman" w:cs="Times New Roman"/>
+          <w:sz w:val="28"/>
+          <w:szCs w:val="28"/>
+          <w:lang w:val="en-US"/>
+        </w:rPr>
+      </w:pPr>
+      <w:r>
+        <w:rPr>
+          <w:rFonts w:ascii="Times New Roman" w:hAnsi="Times New Roman" w:cs="Times New Roman"/>
+          <w:sz w:val="28"/>
+          <w:szCs w:val="28"/>
+          <w:lang w:val="en-US"/>
+        </w:rPr>
+        <w:t xml:space="preserve">Location: </w:t>
+      </w:r>
+      <w:r>
+        <w:rPr>
+          <w:rFonts w:ascii="Times New Roman" w:hAnsi="Times New Roman" w:cs="Times New Roman"/>
+          <w:sz w:val="28"/>
+          <w:szCs w:val="28"/>
+          <w:lang w:val="en-US"/>
+        </w:rPr>
+        <w:t>table_location</w:t>
+      </w:r>
+      <w:r>
+        <w:rPr>
+          <w:rFonts w:ascii="Times New Roman" w:hAnsi="Times New Roman" w:cs="Times New Roman"/>
+          <w:sz w:val="28"/>
+          <w:szCs w:val="28"/>
+          <w:lang w:val="en-US"/>
+        </w:rPr>
+        <w:t xml:space="preserve"> </w:t>
+      </w:r>
+      <w:r>
+        <w:rPr>
+          <w:rFonts w:ascii="Times New Roman" w:hAnsi="Times New Roman" w:cs="Times New Roman"/>
+          <w:sz w:val="28"/>
+          <w:szCs w:val="28"/>
+          <w:lang w:val="en-US"/>
+        </w:rPr>
+        <w:t>NOT NULL</w:t>
+      </w:r>
+    </w:p>
+    <w:p>
+      <w:pPr>
         <w:tabs>
           <w:tab w:val="left" w:pos="1701"/>
         </w:tabs>
@@ -2696,6 +2707,8 @@
         <w:jc w:val="both"/>
         <w:rPr>
           <w:rFonts w:ascii="Times New Roman" w:hAnsi="Times New Roman" w:cs="Times New Roman"/>
+          <w:i/>
+          <w:iCs/>
           <w:sz w:val="28"/>
           <w:szCs w:val="28"/>
         </w:rPr>
@@ -2710,19 +2723,123 @@
           <w:sz w:val="28"/>
           <w:szCs w:val="28"/>
         </w:rPr>
-        <w:t>Description:</w:t>
-      </w:r>
-      <w:r>
-        <w:rPr>
-          <w:rFonts w:ascii="Times New Roman" w:hAnsi="Times New Roman" w:cs="Times New Roman"/>
-          <w:sz w:val="28"/>
-          <w:szCs w:val="28"/>
-        </w:rPr>
-        <w:t xml:space="preserve"> Хранение информации о столах и зонах ресторана.</w:t>
+        <w:t>Constraints:</w:t>
       </w:r>
     </w:p>
     <w:p>
       <w:pPr>
+        <w:numPr>
+          <w:ilvl w:val="0"/>
+          <w:numId w:val="33"/>
+        </w:numPr>
+        <w:tabs>
+          <w:tab w:val="left" w:pos="1701"/>
+        </w:tabs>
+        <w:spacing w:after="0" w:line="240" w:lineRule="auto"/>
+        <w:ind w:firstLine="556"/>
+        <w:jc w:val="both"/>
+        <w:rPr>
+          <w:rFonts w:ascii="Times New Roman" w:hAnsi="Times New Roman" w:cs="Times New Roman"/>
+          <w:sz w:val="28"/>
+          <w:szCs w:val="28"/>
+          <w:lang w:val="en-US"/>
+        </w:rPr>
+      </w:pPr>
+      <w:r>
+        <w:rPr>
+          <w:rFonts w:ascii="Times New Roman" w:hAnsi="Times New Roman" w:cs="Times New Roman"/>
+          <w:sz w:val="28"/>
+          <w:szCs w:val="28"/>
+          <w:lang w:val="en-US"/>
+        </w:rPr>
+        <w:t>PK_dim_table: PRIMARY KEY (TableKey)</w:t>
+      </w:r>
+    </w:p>
+    <w:p>
+      <w:pPr>
+        <w:numPr>
+          <w:ilvl w:val="0"/>
+          <w:numId w:val="33"/>
+        </w:numPr>
+        <w:tabs>
+          <w:tab w:val="left" w:pos="1701"/>
+        </w:tabs>
+        <w:spacing w:after="0" w:line="240" w:lineRule="auto"/>
+        <w:ind w:firstLine="556"/>
+        <w:jc w:val="both"/>
+        <w:rPr>
+          <w:rFonts w:ascii="Times New Roman" w:hAnsi="Times New Roman" w:cs="Times New Roman"/>
+          <w:sz w:val="28"/>
+          <w:szCs w:val="28"/>
+        </w:rPr>
+      </w:pPr>
+      <w:r>
+        <w:rPr>
+          <w:rFonts w:ascii="Times New Roman" w:hAnsi="Times New Roman" w:cs="Times New Roman"/>
+          <w:sz w:val="28"/>
+          <w:szCs w:val="28"/>
+        </w:rPr>
+        <w:t>UQ_TableNumber: UNIQUE (TableNumber)</w:t>
+      </w:r>
+    </w:p>
+    <w:p>
+      <w:pPr>
+        <w:numPr>
+          <w:ilvl w:val="0"/>
+          <w:numId w:val="33"/>
+        </w:numPr>
+        <w:tabs>
+          <w:tab w:val="left" w:pos="1701"/>
+        </w:tabs>
+        <w:spacing w:after="0" w:line="240" w:lineRule="auto"/>
+        <w:ind w:firstLine="556"/>
+        <w:jc w:val="both"/>
+        <w:rPr>
+          <w:rFonts w:ascii="Times New Roman" w:hAnsi="Times New Roman" w:cs="Times New Roman"/>
+          <w:sz w:val="28"/>
+          <w:szCs w:val="28"/>
+        </w:rPr>
+      </w:pPr>
+      <w:r>
+        <w:rPr>
+          <w:rFonts w:ascii="Times New Roman" w:hAnsi="Times New Roman" w:cs="Times New Roman"/>
+          <w:sz w:val="28"/>
+          <w:szCs w:val="28"/>
+        </w:rPr>
+        <w:t>CHK_TableNumber: CHECK (TableNumber &gt; 0)</w:t>
+      </w:r>
+    </w:p>
+    <w:p>
+      <w:pPr>
+        <w:numPr>
+          <w:ilvl w:val="0"/>
+          <w:numId w:val="33"/>
+        </w:numPr>
+        <w:tabs>
+          <w:tab w:val="left" w:pos="1701"/>
+        </w:tabs>
+        <w:spacing w:after="0" w:line="240" w:lineRule="auto"/>
+        <w:ind w:firstLine="556"/>
+        <w:jc w:val="both"/>
+        <w:rPr>
+          <w:rFonts w:ascii="Times New Roman" w:hAnsi="Times New Roman" w:cs="Times New Roman"/>
+          <w:sz w:val="28"/>
+          <w:szCs w:val="28"/>
+          <w:lang w:val="en-US"/>
+        </w:rPr>
+      </w:pPr>
+      <w:r>
+        <w:rPr>
+          <w:rFonts w:ascii="Times New Roman" w:hAnsi="Times New Roman" w:cs="Times New Roman"/>
+          <w:sz w:val="28"/>
+          <w:szCs w:val="28"/>
+          <w:lang w:val="en-US"/>
+        </w:rPr>
+        <w:t>CHK_Capacity: CHECK (Capacity &gt; 0 AND Capacity &lt;= 20)</w:t>
+      </w:r>
+    </w:p>
+    <w:p>
+      <w:pPr>
         <w:tabs>
           <w:tab w:val="left" w:pos="1701"/>
         </w:tabs>
@@ -2730,13 +2847,19 @@
         <w:jc w:val="both"/>
         <w:rPr>
           <w:rFonts w:ascii="Times New Roman" w:hAnsi="Times New Roman" w:cs="Times New Roman"/>
-          <w:i/>
-          <w:iCs/>
-          <w:sz w:val="28"/>
-          <w:szCs w:val="28"/>
-        </w:rPr>
-      </w:pPr>
-      <w:r>
+          <w:sz w:val="28"/>
+          <w:szCs w:val="28"/>
+          <w:lang w:val="en-US"/>
+        </w:rPr>
+      </w:pPr>
+    </w:p>
+    <w:p>
+      <w:pPr>
+        <w:tabs>
+          <w:tab w:val="left" w:pos="1701"/>
+        </w:tabs>
+        <w:spacing w:after="0" w:line="240" w:lineRule="auto"/>
+        <w:jc w:val="both"/>
         <w:rPr>
           <w:rFonts w:ascii="Times New Roman" w:hAnsi="Times New Roman" w:cs="Times New Roman"/>
           <w:b/>
@@ -2745,164 +2868,9 @@
           <w:iCs/>
           <w:sz w:val="28"/>
           <w:szCs w:val="28"/>
-        </w:rPr>
-        <w:t>Attributes:</w:t>
-      </w:r>
-    </w:p>
-    <w:p>
-      <w:pPr>
-        <w:numPr>
-          <w:ilvl w:val="0"/>
-          <w:numId w:val="33"/>
-        </w:numPr>
-        <w:tabs>
-          <w:tab w:val="left" w:pos="1701"/>
-        </w:tabs>
-        <w:spacing w:after="0" w:line="240" w:lineRule="auto"/>
-        <w:ind w:firstLine="556"/>
-        <w:jc w:val="both"/>
-        <w:rPr>
-          <w:rFonts w:ascii="Times New Roman" w:hAnsi="Times New Roman" w:cs="Times New Roman"/>
-          <w:sz w:val="28"/>
-          <w:szCs w:val="28"/>
-        </w:rPr>
-      </w:pPr>
-      <w:r>
-        <w:rPr>
-          <w:rFonts w:ascii="Times New Roman" w:hAnsi="Times New Roman" w:cs="Times New Roman"/>
-          <w:sz w:val="28"/>
-          <w:szCs w:val="28"/>
-        </w:rPr>
-        <w:t>TableKey: INTEGER, PK</w:t>
-      </w:r>
-    </w:p>
-    <w:p>
-      <w:pPr>
-        <w:numPr>
-          <w:ilvl w:val="0"/>
-          <w:numId w:val="33"/>
-        </w:numPr>
-        <w:tabs>
-          <w:tab w:val="left" w:pos="1701"/>
-        </w:tabs>
-        <w:spacing w:after="0" w:line="240" w:lineRule="auto"/>
-        <w:ind w:firstLine="556"/>
-        <w:jc w:val="both"/>
-        <w:rPr>
-          <w:rFonts w:ascii="Times New Roman" w:hAnsi="Times New Roman" w:cs="Times New Roman"/>
-          <w:sz w:val="28"/>
-          <w:szCs w:val="28"/>
-        </w:rPr>
-      </w:pPr>
-      <w:r>
-        <w:rPr>
-          <w:rFonts w:ascii="Times New Roman" w:hAnsi="Times New Roman" w:cs="Times New Roman"/>
-          <w:sz w:val="28"/>
-          <w:szCs w:val="28"/>
-        </w:rPr>
-        <w:t>TableNumber: INTEGER, NOT NULL, UNIQUE</w:t>
-      </w:r>
-    </w:p>
-    <w:p>
-      <w:pPr>
-        <w:numPr>
-          <w:ilvl w:val="0"/>
-          <w:numId w:val="33"/>
-        </w:numPr>
-        <w:tabs>
-          <w:tab w:val="left" w:pos="1701"/>
-        </w:tabs>
-        <w:spacing w:after="0" w:line="240" w:lineRule="auto"/>
-        <w:ind w:firstLine="556"/>
-        <w:jc w:val="both"/>
-        <w:rPr>
-          <w:rFonts w:ascii="Times New Roman" w:hAnsi="Times New Roman" w:cs="Times New Roman"/>
-          <w:sz w:val="28"/>
-          <w:szCs w:val="28"/>
-        </w:rPr>
-      </w:pPr>
-      <w:r>
-        <w:rPr>
-          <w:rFonts w:ascii="Times New Roman" w:hAnsi="Times New Roman" w:cs="Times New Roman"/>
-          <w:sz w:val="28"/>
-          <w:szCs w:val="28"/>
-        </w:rPr>
-        <w:t>Capacity: INTEGER, NOT NULL</w:t>
-      </w:r>
-    </w:p>
-    <w:p>
-      <w:pPr>
-        <w:numPr>
-          <w:ilvl w:val="0"/>
-          <w:numId w:val="33"/>
-        </w:numPr>
-        <w:tabs>
-          <w:tab w:val="left" w:pos="1701"/>
-        </w:tabs>
-        <w:ind w:firstLine="556"/>
-        <w:jc w:val="both"/>
-        <w:rPr>
-          <w:rFonts w:ascii="Times New Roman" w:hAnsi="Times New Roman" w:cs="Times New Roman"/>
-          <w:sz w:val="28"/>
-          <w:szCs w:val="28"/>
-          <w:lang w:val="en-US"/>
-        </w:rPr>
-      </w:pPr>
-      <w:r>
-        <w:rPr>
-          <w:rFonts w:ascii="Times New Roman" w:hAnsi="Times New Roman" w:cs="Times New Roman"/>
-          <w:sz w:val="28"/>
-          <w:szCs w:val="28"/>
-          <w:lang w:val="en-US"/>
-        </w:rPr>
-        <w:t xml:space="preserve">Location: </w:t>
-      </w:r>
-      <w:proofErr w:type="spellStart"/>
-      <w:r>
-        <w:rPr>
-          <w:rFonts w:ascii="Times New Roman" w:hAnsi="Times New Roman" w:cs="Times New Roman"/>
-          <w:sz w:val="28"/>
-          <w:szCs w:val="28"/>
-          <w:lang w:val="en-US"/>
-        </w:rPr>
-        <w:t>table_location</w:t>
-      </w:r>
-      <w:proofErr w:type="spellEnd"/>
-      <w:r>
-        <w:rPr>
-          <w:rFonts w:ascii="Times New Roman" w:hAnsi="Times New Roman" w:cs="Times New Roman"/>
-          <w:sz w:val="28"/>
-          <w:szCs w:val="28"/>
-          <w:lang w:val="en-US"/>
-        </w:rPr>
-        <w:t xml:space="preserve"> </w:t>
-      </w:r>
-      <w:r>
-        <w:rPr>
-          <w:rFonts w:ascii="Times New Roman" w:hAnsi="Times New Roman" w:cs="Times New Roman"/>
-          <w:sz w:val="28"/>
-          <w:szCs w:val="28"/>
-          <w:lang w:val="en-US"/>
-        </w:rPr>
-        <w:t>NOT NULL</w:t>
-      </w:r>
-    </w:p>
-    <w:p>
-      <w:pPr>
-        <w:tabs>
-          <w:tab w:val="left" w:pos="1701"/>
-        </w:tabs>
-        <w:spacing w:after="0" w:line="240" w:lineRule="auto"/>
-        <w:jc w:val="both"/>
-        <w:rPr>
-          <w:rFonts w:ascii="Times New Roman" w:hAnsi="Times New Roman" w:cs="Times New Roman"/>
-          <w:i/>
-          <w:iCs/>
-          <w:sz w:val="28"/>
-          <w:szCs w:val="28"/>
-        </w:rPr>
-      </w:pPr>
-      <w:proofErr w:type="spellStart"/>
+          <w:lang w:val="en-US"/>
+        </w:rPr>
+      </w:pPr>
       <w:r>
         <w:rPr>
           <w:rFonts w:ascii="Times New Roman" w:hAnsi="Times New Roman" w:cs="Times New Roman"/>
@@ -2912,10 +2880,11 @@
           <w:iCs/>
           <w:sz w:val="28"/>
           <w:szCs w:val="28"/>
-        </w:rPr>
-        <w:t>Constraints</w:t>
-      </w:r>
-      <w:proofErr w:type="spellEnd"/>
+          <w:lang w:val="en-US"/>
+        </w:rPr>
+        <w:lastRenderedPageBreak/>
+        <w:t>5. Table Name: dim_staff</w:t>
+      </w:r>
       <w:r>
         <w:rPr>
           <w:rFonts w:ascii="Times New Roman" w:hAnsi="Times New Roman" w:cs="Times New Roman"/>
@@ -2925,175 +2894,11 @@
           <w:iCs/>
           <w:sz w:val="28"/>
           <w:szCs w:val="28"/>
-        </w:rPr>
-        <w:t>:</w:t>
-      </w:r>
-    </w:p>
-    <w:p>
-      <w:pPr>
-        <w:numPr>
-          <w:ilvl w:val="0"/>
-          <w:numId w:val="33"/>
-        </w:numPr>
-        <w:tabs>
-          <w:tab w:val="left" w:pos="1701"/>
-        </w:tabs>
-        <w:spacing w:after="0" w:line="240" w:lineRule="auto"/>
-        <w:ind w:firstLine="556"/>
-        <w:jc w:val="both"/>
-        <w:rPr>
-          <w:rFonts w:ascii="Times New Roman" w:hAnsi="Times New Roman" w:cs="Times New Roman"/>
-          <w:sz w:val="28"/>
-          <w:szCs w:val="28"/>
-          <w:lang w:val="en-US"/>
-        </w:rPr>
-      </w:pPr>
-      <w:proofErr w:type="spellStart"/>
-      <w:r>
-        <w:rPr>
-          <w:rFonts w:ascii="Times New Roman" w:hAnsi="Times New Roman" w:cs="Times New Roman"/>
-          <w:sz w:val="28"/>
-          <w:szCs w:val="28"/>
-          <w:lang w:val="en-US"/>
-        </w:rPr>
-        <w:t>PK_dim_table</w:t>
-      </w:r>
-      <w:proofErr w:type="spellEnd"/>
-      <w:r>
-        <w:rPr>
-          <w:rFonts w:ascii="Times New Roman" w:hAnsi="Times New Roman" w:cs="Times New Roman"/>
-          <w:sz w:val="28"/>
-          <w:szCs w:val="28"/>
-          <w:lang w:val="en-US"/>
-        </w:rPr>
-        <w:t>: PRIMARY KEY (</w:t>
-      </w:r>
-      <w:proofErr w:type="spellStart"/>
-      <w:r>
-        <w:rPr>
-          <w:rFonts w:ascii="Times New Roman" w:hAnsi="Times New Roman" w:cs="Times New Roman"/>
-          <w:sz w:val="28"/>
-          <w:szCs w:val="28"/>
-          <w:lang w:val="en-US"/>
-        </w:rPr>
-        <w:t>TableKey</w:t>
-      </w:r>
-      <w:proofErr w:type="spellEnd"/>
-      <w:r>
-        <w:rPr>
-          <w:rFonts w:ascii="Times New Roman" w:hAnsi="Times New Roman" w:cs="Times New Roman"/>
-          <w:sz w:val="28"/>
-          <w:szCs w:val="28"/>
-          <w:lang w:val="en-US"/>
-        </w:rPr>
-        <w:t>)</w:t>
-      </w:r>
-    </w:p>
-    <w:p>
-      <w:pPr>
-        <w:numPr>
-          <w:ilvl w:val="0"/>
-          <w:numId w:val="33"/>
-        </w:numPr>
-        <w:tabs>
-          <w:tab w:val="left" w:pos="1701"/>
-        </w:tabs>
-        <w:spacing w:after="0" w:line="240" w:lineRule="auto"/>
-        <w:ind w:firstLine="556"/>
-        <w:jc w:val="both"/>
-        <w:rPr>
-          <w:rFonts w:ascii="Times New Roman" w:hAnsi="Times New Roman" w:cs="Times New Roman"/>
-          <w:sz w:val="28"/>
-          <w:szCs w:val="28"/>
-        </w:rPr>
-      </w:pPr>
-      <w:r>
-        <w:rPr>
-          <w:rFonts w:ascii="Times New Roman" w:hAnsi="Times New Roman" w:cs="Times New Roman"/>
-          <w:sz w:val="28"/>
-          <w:szCs w:val="28"/>
-        </w:rPr>
-        <w:t>UQ_TableNumber: UNIQUE (TableNumber)</w:t>
-      </w:r>
-    </w:p>
-    <w:p>
-      <w:pPr>
-        <w:numPr>
-          <w:ilvl w:val="0"/>
-          <w:numId w:val="33"/>
-        </w:numPr>
-        <w:tabs>
-          <w:tab w:val="left" w:pos="1701"/>
-        </w:tabs>
-        <w:spacing w:after="0" w:line="240" w:lineRule="auto"/>
-        <w:ind w:firstLine="556"/>
-        <w:jc w:val="both"/>
-        <w:rPr>
-          <w:rFonts w:ascii="Times New Roman" w:hAnsi="Times New Roman" w:cs="Times New Roman"/>
-          <w:sz w:val="28"/>
-          <w:szCs w:val="28"/>
-        </w:rPr>
-      </w:pPr>
-      <w:r>
-        <w:rPr>
-          <w:rFonts w:ascii="Times New Roman" w:hAnsi="Times New Roman" w:cs="Times New Roman"/>
-          <w:sz w:val="28"/>
-          <w:szCs w:val="28"/>
-        </w:rPr>
-        <w:t>CHK_TableNumber: CHECK (TableNumber &gt; 0)</w:t>
-      </w:r>
-    </w:p>
-    <w:p>
-      <w:pPr>
-        <w:numPr>
-          <w:ilvl w:val="0"/>
-          <w:numId w:val="33"/>
-        </w:numPr>
-        <w:tabs>
-          <w:tab w:val="left" w:pos="1701"/>
-        </w:tabs>
-        <w:spacing w:after="0" w:line="240" w:lineRule="auto"/>
-        <w:ind w:firstLine="556"/>
-        <w:jc w:val="both"/>
-        <w:rPr>
-          <w:rFonts w:ascii="Times New Roman" w:hAnsi="Times New Roman" w:cs="Times New Roman"/>
-          <w:sz w:val="28"/>
-          <w:szCs w:val="28"/>
-          <w:lang w:val="en-US"/>
-        </w:rPr>
-      </w:pPr>
-      <w:r>
-        <w:rPr>
-          <w:rFonts w:ascii="Times New Roman" w:hAnsi="Times New Roman" w:cs="Times New Roman"/>
-          <w:sz w:val="28"/>
-          <w:szCs w:val="28"/>
-          <w:lang w:val="en-US"/>
-        </w:rPr>
-        <w:t>CHK_Capacity: CHECK (Capacity &gt; 0 AND Capacity &lt;= 20)</w:t>
-      </w:r>
-    </w:p>
-    <w:p>
-      <w:pPr>
-        <w:tabs>
-          <w:tab w:val="left" w:pos="1701"/>
-        </w:tabs>
-        <w:spacing w:after="0" w:line="240" w:lineRule="auto"/>
-        <w:jc w:val="both"/>
-        <w:rPr>
-          <w:rFonts w:ascii="Times New Roman" w:hAnsi="Times New Roman" w:cs="Times New Roman"/>
-          <w:sz w:val="28"/>
-          <w:szCs w:val="28"/>
-          <w:lang w:val="en-US"/>
-        </w:rPr>
-      </w:pPr>
-    </w:p>
-    <w:p>
-      <w:pPr>
-        <w:tabs>
-          <w:tab w:val="left" w:pos="1701"/>
-        </w:tabs>
-        <w:spacing w:after="0" w:line="240" w:lineRule="auto"/>
-        <w:jc w:val="both"/>
+          <w:lang w:val="en-US"/>
+        </w:rPr>
+        <w:t xml:space="preserve"> (</w:t>
+      </w:r>
+      <w:r>
         <w:rPr>
           <w:rFonts w:ascii="Times New Roman" w:hAnsi="Times New Roman" w:cs="Times New Roman"/>
           <w:b/>
@@ -3102,9 +2907,9 @@
           <w:iCs/>
           <w:sz w:val="28"/>
           <w:szCs w:val="28"/>
-          <w:lang w:val="en-US"/>
-        </w:rPr>
-      </w:pPr>
+        </w:rPr>
+        <w:t>КТО</w:t>
+      </w:r>
       <w:r>
         <w:rPr>
           <w:rFonts w:ascii="Times New Roman" w:hAnsi="Times New Roman" w:cs="Times New Roman"/>
@@ -3116,10 +2921,8 @@
           <w:szCs w:val="28"/>
           <w:lang w:val="en-US"/>
         </w:rPr>
-        <w:lastRenderedPageBreak/>
-        <w:t>5. Table Name: </w:t>
-      </w:r>
-      <w:proofErr w:type="spellStart"/>
+        <w:t xml:space="preserve"> </w:t>
+      </w:r>
       <w:r>
         <w:rPr>
           <w:rFonts w:ascii="Times New Roman" w:hAnsi="Times New Roman" w:cs="Times New Roman"/>
@@ -3129,11 +2932,9 @@
           <w:iCs/>
           <w:sz w:val="28"/>
           <w:szCs w:val="28"/>
-          <w:lang w:val="en-US"/>
-        </w:rPr>
-        <w:t>dim_staff</w:t>
-      </w:r>
-      <w:proofErr w:type="spellEnd"/>
+        </w:rPr>
+        <w:t>ОБСЛУЖИВАЕТ</w:t>
+      </w:r>
       <w:r>
         <w:rPr>
           <w:rFonts w:ascii="Times New Roman" w:hAnsi="Times New Roman" w:cs="Times New Roman"/>
@@ -3145,8 +2946,23 @@
           <w:szCs w:val="28"/>
           <w:lang w:val="en-US"/>
         </w:rPr>
-        <w:t xml:space="preserve"> (</w:t>
-      </w:r>
+        <w:t>?)</w:t>
+      </w:r>
+    </w:p>
+    <w:p>
+      <w:pPr>
+        <w:tabs>
+          <w:tab w:val="left" w:pos="1701"/>
+        </w:tabs>
+        <w:spacing w:after="0" w:line="240" w:lineRule="auto"/>
+        <w:ind w:firstLine="556"/>
+        <w:jc w:val="both"/>
+        <w:rPr>
+          <w:rFonts w:ascii="Times New Roman" w:hAnsi="Times New Roman" w:cs="Times New Roman"/>
+          <w:sz w:val="28"/>
+          <w:szCs w:val="28"/>
+        </w:rPr>
+      </w:pPr>
       <w:r>
         <w:rPr>
           <w:rFonts w:ascii="Times New Roman" w:hAnsi="Times New Roman" w:cs="Times New Roman"/>
@@ -3157,8 +2973,43 @@
           <w:sz w:val="28"/>
           <w:szCs w:val="28"/>
         </w:rPr>
-        <w:t>КТО</w:t>
-      </w:r>
+        <w:t>Description:</w:t>
+      </w:r>
+      <w:r>
+        <w:rPr>
+          <w:rFonts w:ascii="Times New Roman" w:hAnsi="Times New Roman" w:cs="Times New Roman"/>
+          <w:i/>
+          <w:iCs/>
+          <w:sz w:val="28"/>
+          <w:szCs w:val="28"/>
+        </w:rPr>
+        <w:t xml:space="preserve"> </w:t>
+      </w:r>
+      <w:r>
+        <w:rPr>
+          <w:rFonts w:ascii="Times New Roman" w:hAnsi="Times New Roman" w:cs="Times New Roman"/>
+          <w:sz w:val="28"/>
+          <w:szCs w:val="28"/>
+        </w:rPr>
+        <w:t>Хранение информации о сотрудниках ресторана.</w:t>
+      </w:r>
+    </w:p>
+    <w:p>
+      <w:pPr>
+        <w:tabs>
+          <w:tab w:val="left" w:pos="1701"/>
+        </w:tabs>
+        <w:spacing w:after="0" w:line="240" w:lineRule="auto"/>
+        <w:ind w:firstLine="556"/>
+        <w:jc w:val="both"/>
+        <w:rPr>
+          <w:rFonts w:ascii="Times New Roman" w:hAnsi="Times New Roman" w:cs="Times New Roman"/>
+          <w:i/>
+          <w:iCs/>
+          <w:sz w:val="28"/>
+          <w:szCs w:val="28"/>
+        </w:rPr>
+      </w:pPr>
       <w:r>
         <w:rPr>
           <w:rFonts w:ascii="Times New Roman" w:hAnsi="Times New Roman" w:cs="Times New Roman"/>
@@ -3168,10 +3019,194 @@
           <w:iCs/>
           <w:sz w:val="28"/>
           <w:szCs w:val="28"/>
+        </w:rPr>
+        <w:t>Attributes:</w:t>
+      </w:r>
+    </w:p>
+    <w:p>
+      <w:pPr>
+        <w:numPr>
+          <w:ilvl w:val="0"/>
+          <w:numId w:val="36"/>
+        </w:numPr>
+        <w:tabs>
+          <w:tab w:val="left" w:pos="1701"/>
+        </w:tabs>
+        <w:spacing w:after="0" w:line="240" w:lineRule="auto"/>
+        <w:ind w:firstLine="556"/>
+        <w:jc w:val="both"/>
+        <w:rPr>
+          <w:rFonts w:ascii="Times New Roman" w:hAnsi="Times New Roman" w:cs="Times New Roman"/>
+          <w:sz w:val="28"/>
+          <w:szCs w:val="28"/>
+        </w:rPr>
+      </w:pPr>
+      <w:r>
+        <w:rPr>
+          <w:rFonts w:ascii="Times New Roman" w:hAnsi="Times New Roman" w:cs="Times New Roman"/>
+          <w:i/>
+          <w:iCs/>
+          <w:sz w:val="28"/>
+          <w:szCs w:val="28"/>
+        </w:rPr>
+        <w:t>StaffKey:</w:t>
+      </w:r>
+      <w:r>
+        <w:rPr>
+          <w:rFonts w:ascii="Times New Roman" w:hAnsi="Times New Roman" w:cs="Times New Roman"/>
+          <w:sz w:val="28"/>
+          <w:szCs w:val="28"/>
+        </w:rPr>
+        <w:t xml:space="preserve"> INTEGER, PK</w:t>
+      </w:r>
+    </w:p>
+    <w:p>
+      <w:pPr>
+        <w:numPr>
+          <w:ilvl w:val="0"/>
+          <w:numId w:val="36"/>
+        </w:numPr>
+        <w:tabs>
+          <w:tab w:val="left" w:pos="1701"/>
+        </w:tabs>
+        <w:spacing w:after="0" w:line="240" w:lineRule="auto"/>
+        <w:ind w:firstLine="556"/>
+        <w:jc w:val="both"/>
+        <w:rPr>
+          <w:rFonts w:ascii="Times New Roman" w:hAnsi="Times New Roman" w:cs="Times New Roman"/>
+          <w:sz w:val="28"/>
+          <w:szCs w:val="28"/>
+        </w:rPr>
+      </w:pPr>
+      <w:r>
+        <w:rPr>
+          <w:rFonts w:ascii="Times New Roman" w:hAnsi="Times New Roman" w:cs="Times New Roman"/>
+          <w:i/>
+          <w:iCs/>
+          <w:sz w:val="28"/>
+          <w:szCs w:val="28"/>
+        </w:rPr>
+        <w:t>FirstName:</w:t>
+      </w:r>
+      <w:r>
+        <w:rPr>
+          <w:rFonts w:ascii="Times New Roman" w:hAnsi="Times New Roman" w:cs="Times New Roman"/>
+          <w:sz w:val="28"/>
+          <w:szCs w:val="28"/>
+        </w:rPr>
+        <w:t xml:space="preserve"> VARCHAR(100), NOT NULL</w:t>
+      </w:r>
+    </w:p>
+    <w:p>
+      <w:pPr>
+        <w:numPr>
+          <w:ilvl w:val="0"/>
+          <w:numId w:val="36"/>
+        </w:numPr>
+        <w:tabs>
+          <w:tab w:val="left" w:pos="1701"/>
+        </w:tabs>
+        <w:spacing w:after="0" w:line="240" w:lineRule="auto"/>
+        <w:ind w:firstLine="556"/>
+        <w:jc w:val="both"/>
+        <w:rPr>
+          <w:rFonts w:ascii="Times New Roman" w:hAnsi="Times New Roman" w:cs="Times New Roman"/>
+          <w:sz w:val="28"/>
+          <w:szCs w:val="28"/>
+        </w:rPr>
+      </w:pPr>
+      <w:r>
+        <w:rPr>
+          <w:rFonts w:ascii="Times New Roman" w:hAnsi="Times New Roman" w:cs="Times New Roman"/>
+          <w:i/>
+          <w:iCs/>
+          <w:sz w:val="28"/>
+          <w:szCs w:val="28"/>
+        </w:rPr>
+        <w:t>LastName:</w:t>
+      </w:r>
+      <w:r>
+        <w:rPr>
+          <w:rFonts w:ascii="Times New Roman" w:hAnsi="Times New Roman" w:cs="Times New Roman"/>
+          <w:sz w:val="28"/>
+          <w:szCs w:val="28"/>
+        </w:rPr>
+        <w:t xml:space="preserve"> VARCHAR(100), NOT NULL</w:t>
+      </w:r>
+    </w:p>
+    <w:p>
+      <w:pPr>
+        <w:numPr>
+          <w:ilvl w:val="0"/>
+          <w:numId w:val="36"/>
+        </w:numPr>
+        <w:tabs>
+          <w:tab w:val="left" w:pos="1701"/>
+        </w:tabs>
+        <w:ind w:firstLine="556"/>
+        <w:jc w:val="both"/>
+        <w:rPr>
+          <w:rFonts w:ascii="Times New Roman" w:hAnsi="Times New Roman" w:cs="Times New Roman"/>
+          <w:sz w:val="28"/>
+          <w:szCs w:val="28"/>
+          <w:lang w:val="en-US"/>
+        </w:rPr>
+      </w:pPr>
+      <w:r>
+        <w:rPr>
+          <w:rFonts w:ascii="Times New Roman" w:hAnsi="Times New Roman" w:cs="Times New Roman"/>
+          <w:i/>
+          <w:iCs/>
+          <w:sz w:val="28"/>
+          <w:szCs w:val="28"/>
+          <w:lang w:val="en-US"/>
+        </w:rPr>
+        <w:t>Role:</w:t>
+      </w:r>
+      <w:r>
+        <w:rPr>
+          <w:rFonts w:ascii="Times New Roman" w:hAnsi="Times New Roman" w:cs="Times New Roman"/>
+          <w:sz w:val="28"/>
+          <w:szCs w:val="28"/>
           <w:lang w:val="en-US"/>
         </w:rPr>
         <w:t xml:space="preserve"> </w:t>
       </w:r>
+      <w:r>
+        <w:rPr>
+          <w:rFonts w:ascii="Times New Roman" w:hAnsi="Times New Roman" w:cs="Times New Roman"/>
+          <w:sz w:val="28"/>
+          <w:szCs w:val="28"/>
+          <w:lang w:val="en-US"/>
+        </w:rPr>
+        <w:t>staff_role</w:t>
+      </w:r>
+      <w:r>
+        <w:rPr>
+          <w:rFonts w:ascii="Times New Roman" w:hAnsi="Times New Roman" w:cs="Times New Roman"/>
+          <w:sz w:val="28"/>
+          <w:szCs w:val="28"/>
+          <w:lang w:val="en-US"/>
+        </w:rPr>
+        <w:t xml:space="preserve"> NOT NULL</w:t>
+      </w:r>
+    </w:p>
+    <w:p>
+      <w:pPr>
+        <w:tabs>
+          <w:tab w:val="left" w:pos="1701"/>
+        </w:tabs>
+        <w:spacing w:after="0" w:line="240" w:lineRule="auto"/>
+        <w:ind w:firstLine="556"/>
+        <w:jc w:val="both"/>
+        <w:rPr>
+          <w:rFonts w:ascii="Times New Roman" w:hAnsi="Times New Roman" w:cs="Times New Roman"/>
+          <w:i/>
+          <w:iCs/>
+          <w:sz w:val="28"/>
+          <w:szCs w:val="28"/>
+        </w:rPr>
+      </w:pPr>
       <w:r>
         <w:rPr>
           <w:rFonts w:ascii="Times New Roman" w:hAnsi="Times New Roman" w:cs="Times New Roman"/>
@@ -3182,7 +3217,74 @@
           <w:sz w:val="28"/>
           <w:szCs w:val="28"/>
         </w:rPr>
-        <w:t>ОБСЛУЖИВАЕТ</w:t>
+        <w:t>Constraints:</w:t>
+      </w:r>
+    </w:p>
+    <w:p>
+      <w:pPr>
+        <w:numPr>
+          <w:ilvl w:val="0"/>
+          <w:numId w:val="36"/>
+        </w:numPr>
+        <w:tabs>
+          <w:tab w:val="left" w:pos="1701"/>
+        </w:tabs>
+        <w:spacing w:after="0" w:line="240" w:lineRule="auto"/>
+        <w:ind w:firstLine="556"/>
+        <w:jc w:val="both"/>
+        <w:rPr>
+          <w:rFonts w:ascii="Times New Roman" w:hAnsi="Times New Roman" w:cs="Times New Roman"/>
+          <w:sz w:val="28"/>
+          <w:szCs w:val="28"/>
+          <w:lang w:val="en-US"/>
+        </w:rPr>
+      </w:pPr>
+      <w:r>
+        <w:rPr>
+          <w:rFonts w:ascii="Times New Roman" w:hAnsi="Times New Roman" w:cs="Times New Roman"/>
+          <w:i/>
+          <w:iCs/>
+          <w:sz w:val="28"/>
+          <w:szCs w:val="28"/>
+          <w:lang w:val="en-US"/>
+        </w:rPr>
+        <w:t>PK_dim_staff:</w:t>
+      </w:r>
+      <w:r>
+        <w:rPr>
+          <w:rFonts w:ascii="Times New Roman" w:hAnsi="Times New Roman" w:cs="Times New Roman"/>
+          <w:sz w:val="28"/>
+          <w:szCs w:val="28"/>
+          <w:lang w:val="en-US"/>
+        </w:rPr>
+        <w:t xml:space="preserve"> PRIMARY KEY (StaffKey)</w:t>
+      </w:r>
+    </w:p>
+    <w:p>
+      <w:pPr>
+        <w:tabs>
+          <w:tab w:val="left" w:pos="1701"/>
+        </w:tabs>
+        <w:spacing w:after="0" w:line="240" w:lineRule="auto"/>
+        <w:ind w:firstLine="556"/>
+        <w:jc w:val="both"/>
+        <w:rPr>
+          <w:rFonts w:ascii="Times New Roman" w:hAnsi="Times New Roman" w:cs="Times New Roman"/>
+          <w:b/>
+          <w:bCs/>
+          <w:sz w:val="28"/>
+          <w:szCs w:val="28"/>
+        </w:rPr>
+      </w:pPr>
+      <w:r>
+        <w:rPr>
+          <w:rFonts w:ascii="Times New Roman" w:hAnsi="Times New Roman" w:cs="Times New Roman"/>
+          <w:b/>
+          <w:bCs/>
+          <w:sz w:val="28"/>
+          <w:szCs w:val="28"/>
+        </w:rPr>
+        <w:t xml:space="preserve">6. </w:t>
       </w:r>
       <w:r>
         <w:rPr>
@@ -3193,9 +3295,8 @@
           <w:iCs/>
           <w:sz w:val="28"/>
           <w:szCs w:val="28"/>
-          <w:lang w:val="en-US"/>
-        </w:rPr>
-        <w:t>?)</w:t>
+        </w:rPr>
+        <w:t>Table Name: Fact_Orders</w:t>
       </w:r>
     </w:p>
     <w:p>
@@ -3227,20 +3328,10 @@
       <w:r>
         <w:rPr>
           <w:rFonts w:ascii="Times New Roman" w:hAnsi="Times New Roman" w:cs="Times New Roman"/>
-          <w:i/>
-          <w:iCs/>
-          <w:sz w:val="28"/>
-          <w:szCs w:val="28"/>
-        </w:rPr>
-        <w:t xml:space="preserve"> </w:t>
-      </w:r>
-      <w:r>
-        <w:rPr>
-          <w:rFonts w:ascii="Times New Roman" w:hAnsi="Times New Roman" w:cs="Times New Roman"/>
-          <w:sz w:val="28"/>
-          <w:szCs w:val="28"/>
-        </w:rPr>
-        <w:t>Хранение информации о сотрудниках ресторана.</w:t>
+          <w:sz w:val="28"/>
+          <w:szCs w:val="28"/>
+        </w:rPr>
+        <w:t xml:space="preserve"> Фактовая таблица заказов — хранит каждую позицию заказа со ссылками на измерения.</w:t>
       </w:r>
     </w:p>
     <w:p>
@@ -3249,7 +3340,7 @@
           <w:tab w:val="left" w:pos="1701"/>
         </w:tabs>
         <w:spacing w:after="0" w:line="240" w:lineRule="auto"/>
-        <w:ind w:firstLine="556"/>
+        <w:ind w:left="720" w:firstLine="556"/>
         <w:jc w:val="both"/>
         <w:rPr>
           <w:rFonts w:ascii="Times New Roman" w:hAnsi="Times New Roman" w:cs="Times New Roman"/>
@@ -3276,7 +3367,7 @@
       <w:pPr>
         <w:numPr>
           <w:ilvl w:val="0"/>
-          <w:numId w:val="36"/>
+          <w:numId w:val="39"/>
         </w:numPr>
         <w:tabs>
           <w:tab w:val="left" w:pos="1701"/>
@@ -3298,7 +3389,7 @@
           <w:sz w:val="28"/>
           <w:szCs w:val="28"/>
         </w:rPr>
-        <w:t>StaffKey:</w:t>
+        <w:t>OrderItemKey:</w:t>
       </w:r>
       <w:r>
         <w:rPr>
@@ -3307,339 +3398,6 @@
           <w:szCs w:val="28"/>
         </w:rPr>
         <w:t xml:space="preserve"> INTEGER, PK</w:t>
-      </w:r>
-    </w:p>
-    <w:p>
-      <w:pPr>
-        <w:numPr>
-          <w:ilvl w:val="0"/>
-          <w:numId w:val="36"/>
-        </w:numPr>
-        <w:tabs>
-          <w:tab w:val="left" w:pos="1701"/>
-        </w:tabs>
-        <w:spacing w:after="0" w:line="240" w:lineRule="auto"/>
-        <w:ind w:firstLine="556"/>
-        <w:jc w:val="both"/>
-        <w:rPr>
-          <w:rFonts w:ascii="Times New Roman" w:hAnsi="Times New Roman" w:cs="Times New Roman"/>
-          <w:sz w:val="28"/>
-          <w:szCs w:val="28"/>
-        </w:rPr>
-      </w:pPr>
-      <w:r>
-        <w:rPr>
-          <w:rFonts w:ascii="Times New Roman" w:hAnsi="Times New Roman" w:cs="Times New Roman"/>
-          <w:i/>
-          <w:iCs/>
-          <w:sz w:val="28"/>
-          <w:szCs w:val="28"/>
-        </w:rPr>
-        <w:t>FirstName:</w:t>
-      </w:r>
-      <w:r>
-        <w:rPr>
-          <w:rFonts w:ascii="Times New Roman" w:hAnsi="Times New Roman" w:cs="Times New Roman"/>
-          <w:sz w:val="28"/>
-          <w:szCs w:val="28"/>
-        </w:rPr>
-        <w:t xml:space="preserve"> VARCHAR(100), NOT NULL</w:t>
-      </w:r>
-    </w:p>
-    <w:p>
-      <w:pPr>
-        <w:numPr>
-          <w:ilvl w:val="0"/>
-          <w:numId w:val="36"/>
-        </w:numPr>
-        <w:tabs>
-          <w:tab w:val="left" w:pos="1701"/>
-        </w:tabs>
-        <w:spacing w:after="0" w:line="240" w:lineRule="auto"/>
-        <w:ind w:firstLine="556"/>
-        <w:jc w:val="both"/>
-        <w:rPr>
-          <w:rFonts w:ascii="Times New Roman" w:hAnsi="Times New Roman" w:cs="Times New Roman"/>
-          <w:sz w:val="28"/>
-          <w:szCs w:val="28"/>
-        </w:rPr>
-      </w:pPr>
-      <w:r>
-        <w:rPr>
-          <w:rFonts w:ascii="Times New Roman" w:hAnsi="Times New Roman" w:cs="Times New Roman"/>
-          <w:i/>
-          <w:iCs/>
-          <w:sz w:val="28"/>
-          <w:szCs w:val="28"/>
-        </w:rPr>
-        <w:t>LastName:</w:t>
-      </w:r>
-      <w:r>
-        <w:rPr>
-          <w:rFonts w:ascii="Times New Roman" w:hAnsi="Times New Roman" w:cs="Times New Roman"/>
-          <w:sz w:val="28"/>
-          <w:szCs w:val="28"/>
-        </w:rPr>
-        <w:t xml:space="preserve"> VARCHAR(100), NOT NULL</w:t>
-      </w:r>
-    </w:p>
-    <w:p>
-      <w:pPr>
-        <w:numPr>
-          <w:ilvl w:val="0"/>
-          <w:numId w:val="36"/>
-        </w:numPr>
-        <w:tabs>
-          <w:tab w:val="left" w:pos="1701"/>
-        </w:tabs>
-        <w:ind w:firstLine="556"/>
-        <w:jc w:val="both"/>
-        <w:rPr>
-          <w:rFonts w:ascii="Times New Roman" w:hAnsi="Times New Roman" w:cs="Times New Roman"/>
-          <w:sz w:val="28"/>
-          <w:szCs w:val="28"/>
-          <w:lang w:val="en-US"/>
-        </w:rPr>
-      </w:pPr>
-      <w:r>
-        <w:rPr>
-          <w:rFonts w:ascii="Times New Roman" w:hAnsi="Times New Roman" w:cs="Times New Roman"/>
-          <w:i/>
-          <w:iCs/>
-          <w:sz w:val="28"/>
-          <w:szCs w:val="28"/>
-          <w:lang w:val="en-US"/>
-        </w:rPr>
-        <w:t>Role:</w:t>
-      </w:r>
-      <w:r>
-        <w:rPr>
-          <w:rFonts w:ascii="Times New Roman" w:hAnsi="Times New Roman" w:cs="Times New Roman"/>
-          <w:sz w:val="28"/>
-          <w:szCs w:val="28"/>
-          <w:lang w:val="en-US"/>
-        </w:rPr>
-        <w:t xml:space="preserve"> </w:t>
-      </w:r>
-      <w:proofErr w:type="spellStart"/>
-      <w:r>
-        <w:rPr>
-          <w:rFonts w:ascii="Times New Roman" w:hAnsi="Times New Roman" w:cs="Times New Roman"/>
-          <w:sz w:val="28"/>
-          <w:szCs w:val="28"/>
-          <w:lang w:val="en-US"/>
-        </w:rPr>
-        <w:t>staff_role</w:t>
-      </w:r>
-      <w:proofErr w:type="spellEnd"/>
-      <w:r>
-        <w:rPr>
-          <w:rFonts w:ascii="Times New Roman" w:hAnsi="Times New Roman" w:cs="Times New Roman"/>
-          <w:sz w:val="28"/>
-          <w:szCs w:val="28"/>
-          <w:lang w:val="en-US"/>
-        </w:rPr>
-        <w:t xml:space="preserve"> NOT NULL</w:t>
-      </w:r>
-    </w:p>
-    <w:p>
-      <w:pPr>
-        <w:tabs>
-          <w:tab w:val="left" w:pos="1701"/>
-        </w:tabs>
-        <w:spacing w:after="0" w:line="240" w:lineRule="auto"/>
-        <w:ind w:firstLine="556"/>
-        <w:jc w:val="both"/>
-        <w:rPr>
-          <w:rFonts w:ascii="Times New Roman" w:hAnsi="Times New Roman" w:cs="Times New Roman"/>
-          <w:i/>
-          <w:iCs/>
-          <w:sz w:val="28"/>
-          <w:szCs w:val="28"/>
-        </w:rPr>
-      </w:pPr>
-      <w:proofErr w:type="spellStart"/>
-      <w:r>
-        <w:rPr>
-          <w:rFonts w:ascii="Times New Roman" w:hAnsi="Times New Roman" w:cs="Times New Roman"/>
-          <w:b/>
-          <w:bCs/>
-          <w:i/>
-          <w:iCs/>
-          <w:sz w:val="28"/>
-          <w:szCs w:val="28"/>
-        </w:rPr>
-        <w:t>Constraints</w:t>
-      </w:r>
-      <w:proofErr w:type="spellEnd"/>
-      <w:r>
-        <w:rPr>
-          <w:rFonts w:ascii="Times New Roman" w:hAnsi="Times New Roman" w:cs="Times New Roman"/>
-          <w:b/>
-          <w:bCs/>
-          <w:i/>
-          <w:iCs/>
-          <w:sz w:val="28"/>
-          <w:szCs w:val="28"/>
-        </w:rPr>
-        <w:t>:</w:t>
-      </w:r>
-    </w:p>
-    <w:p>
-      <w:pPr>
-        <w:numPr>
-          <w:ilvl w:val="0"/>
-          <w:numId w:val="36"/>
-        </w:numPr>
-        <w:tabs>
-          <w:tab w:val="left" w:pos="1701"/>
-        </w:tabs>
-        <w:spacing w:after="0" w:line="240" w:lineRule="auto"/>
-        <w:ind w:firstLine="556"/>
-        <w:jc w:val="both"/>
-        <w:rPr>
-          <w:rFonts w:ascii="Times New Roman" w:hAnsi="Times New Roman" w:cs="Times New Roman"/>
-          <w:sz w:val="28"/>
-          <w:szCs w:val="28"/>
-          <w:lang w:val="en-US"/>
-        </w:rPr>
-      </w:pPr>
-      <w:r>
-        <w:rPr>
-          <w:rFonts w:ascii="Times New Roman" w:hAnsi="Times New Roman" w:cs="Times New Roman"/>
-          <w:i/>
-          <w:iCs/>
-          <w:sz w:val="28"/>
-          <w:szCs w:val="28"/>
-          <w:lang w:val="en-US"/>
-        </w:rPr>
-        <w:t>PK_dim_staff:</w:t>
-      </w:r>
-      <w:r>
-        <w:rPr>
-          <w:rFonts w:ascii="Times New Roman" w:hAnsi="Times New Roman" w:cs="Times New Roman"/>
-          <w:sz w:val="28"/>
-          <w:szCs w:val="28"/>
-          <w:lang w:val="en-US"/>
-        </w:rPr>
-        <w:t xml:space="preserve"> PRIMARY KEY (StaffKey)</w:t>
-      </w:r>
-    </w:p>
-    <w:p>
-      <w:pPr>
-        <w:tabs>
-          <w:tab w:val="left" w:pos="1701"/>
-        </w:tabs>
-        <w:spacing w:after="0" w:line="240" w:lineRule="auto"/>
-        <w:ind w:firstLine="556"/>
-        <w:jc w:val="both"/>
-        <w:rPr>
-          <w:rFonts w:ascii="Times New Roman" w:hAnsi="Times New Roman" w:cs="Times New Roman"/>
-          <w:b/>
-          <w:bCs/>
-          <w:sz w:val="28"/>
-          <w:szCs w:val="28"/>
-        </w:rPr>
-      </w:pPr>
-      <w:r>
-        <w:rPr>
-          <w:rFonts w:ascii="Times New Roman" w:hAnsi="Times New Roman" w:cs="Times New Roman"/>
-          <w:b/>
-          <w:bCs/>
-          <w:sz w:val="28"/>
-          <w:szCs w:val="28"/>
-        </w:rPr>
-        <w:t xml:space="preserve">6. </w:t>
-      </w:r>
-      <w:r>
-        <w:rPr>
-          <w:rFonts w:ascii="Times New Roman" w:hAnsi="Times New Roman" w:cs="Times New Roman"/>
-          <w:b/>
-          <w:bCs/>
-          <w:i/>
-          <w:iCs/>
-          <w:sz w:val="28"/>
-          <w:szCs w:val="28"/>
-        </w:rPr>
-        <w:t>Table Name: </w:t>
-      </w:r>
-      <w:proofErr w:type="spellStart"/>
-      <w:r>
-        <w:rPr>
-          <w:rFonts w:ascii="Times New Roman" w:hAnsi="Times New Roman" w:cs="Times New Roman"/>
-          <w:b/>
-          <w:bCs/>
-          <w:i/>
-          <w:iCs/>
-          <w:sz w:val="28"/>
-          <w:szCs w:val="28"/>
-        </w:rPr>
-        <w:t>Fact_Orders</w:t>
-      </w:r>
-      <w:proofErr w:type="spellEnd"/>
-    </w:p>
-    <w:p>
-      <w:pPr>
-        <w:tabs>
-          <w:tab w:val="left" w:pos="1701"/>
-        </w:tabs>
-        <w:spacing w:after="0" w:line="240" w:lineRule="auto"/>
-        <w:ind w:firstLine="556"/>
-        <w:jc w:val="both"/>
-        <w:rPr>
-          <w:rFonts w:ascii="Times New Roman" w:hAnsi="Times New Roman" w:cs="Times New Roman"/>
-          <w:sz w:val="28"/>
-          <w:szCs w:val="28"/>
-        </w:rPr>
-      </w:pPr>
-      <w:r>
-        <w:rPr>
-          <w:rFonts w:ascii="Times New Roman" w:hAnsi="Times New Roman" w:cs="Times New Roman"/>
-          <w:b/>
-          <w:bCs/>
-          <w:i/>
-          <w:iCs/>
-          <w:sz w:val="28"/>
-          <w:szCs w:val="28"/>
-        </w:rPr>
-        <w:t>Description:</w:t>
-      </w:r>
-      <w:r>
-        <w:rPr>
-          <w:rFonts w:ascii="Times New Roman" w:hAnsi="Times New Roman" w:cs="Times New Roman"/>
-          <w:sz w:val="28"/>
-          <w:szCs w:val="28"/>
-        </w:rPr>
-        <w:t xml:space="preserve"> Фактовая таблица заказов — хранит каждую позицию заказа со ссылками на измерения.</w:t>
-      </w:r>
-    </w:p>
-    <w:p>
-      <w:pPr>
-        <w:tabs>
-          <w:tab w:val="left" w:pos="1701"/>
-        </w:tabs>
-        <w:spacing w:after="0" w:line="240" w:lineRule="auto"/>
-        <w:ind w:left="720" w:firstLine="556"/>
-        <w:jc w:val="both"/>
-        <w:rPr>
-          <w:rFonts w:ascii="Times New Roman" w:hAnsi="Times New Roman" w:cs="Times New Roman"/>
-          <w:i/>
-          <w:iCs/>
-          <w:sz w:val="28"/>
-          <w:szCs w:val="28"/>
-        </w:rPr>
-      </w:pPr>
-      <w:r>
-        <w:rPr>
-          <w:rFonts w:ascii="Times New Roman" w:hAnsi="Times New Roman" w:cs="Times New Roman"/>
-          <w:b/>
-          <w:bCs/>
-          <w:i/>
-          <w:iCs/>
-          <w:sz w:val="28"/>
-          <w:szCs w:val="28"/>
-        </w:rPr>
-        <w:t>Attributes:</w:t>
       </w:r>
     </w:p>
     <w:p>
@@ -3668,15 +3426,35 @@
           <w:sz w:val="28"/>
           <w:szCs w:val="28"/>
         </w:rPr>
-        <w:t>OrderItemKey:</w:t>
-      </w:r>
-      <w:r>
-        <w:rPr>
-          <w:rFonts w:ascii="Times New Roman" w:hAnsi="Times New Roman" w:cs="Times New Roman"/>
-          <w:sz w:val="28"/>
-          <w:szCs w:val="28"/>
-        </w:rPr>
-        <w:t xml:space="preserve"> INTEGER, PK</w:t>
+        <w:t>VisitKey</w:t>
+      </w:r>
+      <w:r>
+        <w:rPr>
+          <w:rFonts w:ascii="Times New Roman" w:hAnsi="Times New Roman" w:cs="Times New Roman"/>
+          <w:i/>
+          <w:iCs/>
+          <w:sz w:val="28"/>
+          <w:szCs w:val="28"/>
+          <w:lang w:val="en-US"/>
+        </w:rPr>
+        <w:t>:</w:t>
+      </w:r>
+      <w:r>
+        <w:rPr>
+          <w:rFonts w:ascii="Times New Roman" w:hAnsi="Times New Roman" w:cs="Times New Roman"/>
+          <w:sz w:val="28"/>
+          <w:szCs w:val="28"/>
+          <w:lang w:val="en-US"/>
+        </w:rPr>
+        <w:t xml:space="preserve"> </w:t>
+      </w:r>
+      <w:r>
+        <w:rPr>
+          <w:rFonts w:ascii="Times New Roman" w:hAnsi="Times New Roman" w:cs="Times New Roman"/>
+          <w:sz w:val="28"/>
+          <w:szCs w:val="28"/>
+        </w:rPr>
+        <w:t>INT NOT NULL,</w:t>
       </w:r>
     </w:p>
     <w:p>
@@ -4533,7 +4311,6 @@
           <w:sz w:val="28"/>
           <w:szCs w:val="28"/>
         </w:rPr>
-        <w:lastRenderedPageBreak/>
         <w:t xml:space="preserve">Физическая </w:t>
       </w:r>
       <w:r>
@@ -4597,10 +4374,10 @@
           <w:szCs w:val="28"/>
         </w:rPr>
         <w:drawing>
-          <wp:inline distT="0" distB="0" distL="0" distR="0" wp14:anchorId="227D73B2" wp14:editId="6972ACC6">
-            <wp:extent cx="6693409" cy="7778188"/>
+          <wp:inline distT="0" distB="0" distL="0" distR="0" wp14:anchorId="2C2CD960" wp14:editId="5A509937">
+            <wp:extent cx="6120130" cy="8383905"/>
             <wp:effectExtent l="0" t="0" r="0" b="0"/>
-            <wp:docPr id="138387959" name="Рисунок 1"/>
+            <wp:docPr id="1496248280" name="Рисунок 1"/>
             <wp:cNvGraphicFramePr>
               <a:graphicFrameLocks xmlns:a="http://schemas.openxmlformats.org/drawingml/2006/main" noChangeAspect="1"/>
             </wp:cNvGraphicFramePr>
@@ -4608,7 +4385,7 @@
               <a:graphicData uri="http://schemas.openxmlformats.org/drawingml/2006/picture">
                 <pic:pic xmlns:pic="http://schemas.openxmlformats.org/drawingml/2006/picture">
                   <pic:nvPicPr>
-                    <pic:cNvPr id="138387959" name=""/>
+                    <pic:cNvPr id="1496248280" name=""/>
                     <pic:cNvPicPr/>
                   </pic:nvPicPr>
                   <pic:blipFill>
@@ -4620,7 +4397,7 @@
                   <pic:spPr>
                     <a:xfrm>
                       <a:off x="0" y="0"/>
-                      <a:ext cx="6707012" cy="7793996"/>
+                      <a:ext cx="6120130" cy="8383905"/>
                     </a:xfrm>
                     <a:prstGeom prst="rect">
                       <a:avLst/>
@@ -4694,7 +4471,7 @@
 </file>
 
 <file path=word/numbering.xml><?xml version="1.0" encoding="utf-8"?>
-<w:numbering xmlns:wpc="http://schemas.microsoft.com/office/word/2010/wordprocessingCanvas" xmlns:cx="http://schemas.microsoft.com/office/drawing/2014/chartex" xmlns:cx1="http://schemas.microsoft.com/office/drawing/2015/9/8/chartex" xmlns:cx2="http://schemas.microsoft.com/office/drawing/2015/10/21/chartex" xmlns:cx3="http://schemas.microsoft.com/office/drawing/2016/5/9/chartex" xmlns:cx4="http://schemas.microsoft.com/office/drawing/2016/5/10/chartex" xmlns:cx5="http://schemas.microsoft.com/office/drawing/2016/5/11/chartex" xmlns:cx6="http://schemas.microsoft.com/office/drawing/2016/5/12/chartex" xmlns:cx7="http://schemas.microsoft.com/office/drawing/2016/5/13/chartex" xmlns:cx8="http://schemas.microsoft.com/office/drawing/2016/5/14/chartex" xmlns:mc="http://schemas.openxmlformats.org/markup-compatibility/2006" xmlns:aink="http://schemas.microsoft.com/office/drawing/2016/ink" xmlns:am3d="http://schemas.microsoft.com/office/drawing/2017/model3d" xmlns:o="urn:schemas-microsoft-com:office:office" xmlns:oel="http://schemas.microsoft.com/office/2019/extlst" xmlns:r="http://schemas.openxmlformats.org/officeDocument/2006/relationships" xmlns:m="http://schemas.openxmlformats.org/officeDocument/2006/math" xmlns:v="urn:schemas-microsoft-com:vml" xmlns:wp14="http://schemas.microsoft.com/office/word/2010/wordprocessingDrawing" xmlns:wp="http://schemas.openxmlformats.org/drawingml/2006/wordprocessingDrawing" xmlns:w10="urn:schemas-microsoft-com:office:word" xmlns:w="http://schemas.openxmlformats.org/wordprocessingml/2006/main" xmlns:w14="http://schemas.microsoft.com/office/word/2010/wordml" xmlns:w15="http://schemas.microsoft.com/office/word/2012/wordml" xmlns:w16cei="http://schemas.microsoft.com/office/word/2026/wordml/cei" xmlns:w16cex="http://schemas.microsoft.com/office/word/2018/wordml/cex" xmlns:w16cid="http://schemas.microsoft.com/office/word/2016/wordml/cid" xmlns:w16="http://schemas.microsoft.com/office/word/2018/wordml" xmlns:w16du="http://schemas.microsoft.com/office/word/2023/wordml/word16du" xmlns:w16sdtdh="http://schemas.microsoft.com/office/word/2020/wordml/sdtdatahash" xmlns:w16sdtfl="http://schemas.microsoft.com/office/word/2024/wordml/sdtformatlock" xmlns:w16se="http://schemas.microsoft.com/office/word/2015/wordml/symex" xmlns:wpg="http://schemas.microsoft.com/office/word/2010/wordprocessingGroup" xmlns:wpi="http://schemas.microsoft.com/office/word/2010/wordprocessingInk" xmlns:wne="http://schemas.microsoft.com/office/word/2006/wordml" xmlns:wps="http://schemas.microsoft.com/office/word/2010/wordprocessingShape" mc:Ignorable="w14 w15 w16se w16cid w16 w16cex w16sdtdh w16sdtfl w16du wp14">
+<w:numbering xmlns:wpc="http://schemas.microsoft.com/office/word/2010/wordprocessingCanvas" xmlns:cx="http://schemas.microsoft.com/office/drawing/2014/chartex" xmlns:cx1="http://schemas.microsoft.com/office/drawing/2015/9/8/chartex" xmlns:cx2="http://schemas.microsoft.com/office/drawing/2015/10/21/chartex" xmlns:cx3="http://schemas.microsoft.com/office/drawing/2016/5/9/chartex" xmlns:cx4="http://schemas.microsoft.com/office/drawing/2016/5/10/chartex" xmlns:cx5="http://schemas.microsoft.com/office/drawing/2016/5/11/chartex" xmlns:cx6="http://schemas.microsoft.com/office/drawing/2016/5/12/chartex" xmlns:cx7="http://schemas.microsoft.com/office/drawing/2016/5/13/chartex" xmlns:cx8="http://schemas.microsoft.com/office/drawing/2016/5/14/chartex" xmlns:mc="http://schemas.openxmlformats.org/markup-compatibility/2006" xmlns:aink="http://schemas.microsoft.com/office/drawing/2016/ink" xmlns:am3d="http://schemas.microsoft.com/office/drawing/2017/model3d" xmlns:o="urn:schemas-microsoft-com:office:office" xmlns:oel="http://schemas.microsoft.com/office/2019/extlst" xmlns:r="http://schemas.openxmlformats.org/officeDocument/2006/relationships" xmlns:m="http://schemas.openxmlformats.org/officeDocument/2006/math" xmlns:v="urn:schemas-microsoft-com:vml" xmlns:wp14="http://schemas.microsoft.com/office/word/2010/wordprocessingDrawing" xmlns:wp="http://schemas.openxmlformats.org/drawingml/2006/wordprocessingDrawing" xmlns:w10="urn:schemas-microsoft-com:office:word" xmlns:w="http://schemas.openxmlformats.org/wordprocessingml/2006/main" xmlns:w14="http://schemas.microsoft.com/office/word/2010/wordml" xmlns:w15="http://schemas.microsoft.com/office/word/2012/wordml" xmlns:w16cex="http://schemas.microsoft.com/office/word/2018/wordml/cex" xmlns:w16cid="http://schemas.microsoft.com/office/word/2016/wordml/cid" xmlns:w16="http://schemas.microsoft.com/office/word/2018/wordml" xmlns:w16du="http://schemas.microsoft.com/office/word/2023/wordml/word16du" xmlns:w16sdtdh="http://schemas.microsoft.com/office/word/2020/wordml/sdtdatahash" xmlns:w16sdtfl="http://schemas.microsoft.com/office/word/2024/wordml/sdtformatlock" xmlns:w16se="http://schemas.microsoft.com/office/word/2015/wordml/symex" xmlns:wpg="http://schemas.microsoft.com/office/word/2010/wordprocessingGroup" xmlns:wpi="http://schemas.microsoft.com/office/word/2010/wordprocessingInk" xmlns:wne="http://schemas.microsoft.com/office/word/2006/wordml" xmlns:wps="http://schemas.microsoft.com/office/word/2010/wordprocessingShape" mc:Ignorable="w14 w15 w16se w16cid w16 w16cex w16sdtdh w16sdtfl w16du wp14">
   <w:abstractNum w:abstractNumId="0" w15:restartNumberingAfterBreak="0">
     <w:nsid w:val="00317DA3"/>
     <w:multiLevelType w:val="multilevel"/>
